--- a/docs/para-drive/Modelo de datos.docx
+++ b/docs/para-drive/Modelo de datos.docx
@@ -2,7 +2,7 @@
 <file path=word/document.xml><?xml version="1.0" encoding="utf-8"?>
 <w:document xmlns:w="http://schemas.openxmlformats.org/wordprocessingml/2006/main" xmlns:m="http://schemas.openxmlformats.org/officeDocument/2006/math" xmlns:r="http://schemas.openxmlformats.org/officeDocument/2006/relationships" xmlns:o="urn:schemas-microsoft-com:office:office" xmlns:v="urn:schemas-microsoft-com:vml" xmlns:w10="urn:schemas-microsoft-com:office:word" xmlns:a="http://schemas.openxmlformats.org/drawingml/2006/main" xmlns:pic="http://schemas.openxmlformats.org/drawingml/2006/picture" xmlns:wp="http://schemas.openxmlformats.org/drawingml/2006/wordprocessingDrawing">
   <w:body>
-    <w:bookmarkStart w:id="35" w:name="modelo-de-datos-arte-odontológico"/>
+    <w:bookmarkStart w:id="36" w:name="modelo-de-datos-arte-odontológico"/>
     <w:p>
       <w:pPr>
         <w:pStyle w:val="Heading1"/>
@@ -16,7 +16,7 @@
         <w:pStyle w:val="FirstParagraph"/>
       </w:pPr>
       <w:r>
-        <w:t xml:space="preserve">Versión del 6 de octubre de 2026 · MySQL 8.0 · motor InnoDB · codificación</w:t>
+        <w:t xml:space="preserve">Versión del 9 de octubre de 2026 · MySQL 8.0 · motor InnoDB · codificación</w:t>
       </w:r>
       <w:r>
         <w:t xml:space="preserve"> </w:t>
@@ -77,7 +77,7 @@
       <w:r>
         <w:drawing>
           <wp:inline>
-            <wp:extent cx="5334000" cy="7715662"/>
+            <wp:extent cx="5334000" cy="8347982"/>
             <wp:effectExtent b="0" l="0" r="0" t="0"/>
             <wp:docPr descr="Diagrama entidad-relación" title="" id="21" name="Picture"/>
             <a:graphic>
@@ -98,7 +98,7 @@
                   <pic:spPr bwMode="auto">
                     <a:xfrm>
                       <a:off x="0" y="0"/>
-                      <a:ext cx="5334000" cy="7715662"/>
+                      <a:ext cx="5334000" cy="8347982"/>
                     </a:xfrm>
                     <a:prstGeom prst="rect">
                       <a:avLst/>
@@ -169,17 +169,32 @@
         <w:t xml:space="preserve"> </w:t>
       </w:r>
       <w:r>
-        <w:t xml:space="preserve">- La cita puede o no estar ligada a un usuario: quien agenda sin cuenta queda registrado con sus datos dentro de la cita.</w:t>
-      </w:r>
-      <w:r>
-        <w:t xml:space="preserve"> </w:t>
-      </w:r>
-      <w:r>
-        <w:t xml:space="preserve">- La historia clínica solo existe para pacientes con usuario.</w:t>
+        <w:t xml:space="preserve">- La cita guarda los datos que la persona escribió al pedirla. Cuando la secretaria la acepta, queda ligada al paciente del mismo documento (que se crea si no existía).</w:t>
+      </w:r>
+      <w:r>
+        <w:t xml:space="preserve"> </w:t>
+      </w:r>
+      <w:r>
+        <w:t xml:space="preserve">- Cada paciente tiene su historia clínica. Los pacientes no inician sesión: en</w:t>
+      </w:r>
+      <w:r>
+        <w:t xml:space="preserve"> </w:t>
+      </w:r>
+      <w:r>
+        <w:rPr>
+          <w:rStyle w:val="VerbatimChar"/>
+        </w:rPr>
+        <w:t xml:space="preserve">usuarios</w:t>
+      </w:r>
+      <w:r>
+        <w:t xml:space="preserve"> </w:t>
+      </w:r>
+      <w:r>
+        <w:t xml:space="preserve">solo está la secretaria.</w:t>
       </w:r>
     </w:p>
     <w:bookmarkEnd w:id="23"/>
-    <w:bookmarkStart w:id="33" w:name="tablas"/>
+    <w:bookmarkStart w:id="34" w:name="tablas"/>
     <w:p>
       <w:pPr>
         <w:pStyle w:val="Heading2"/>
@@ -205,7 +220,7 @@
         <w:pStyle w:val="FirstParagraph"/>
       </w:pPr>
       <w:r>
-        <w:t xml:space="preserve">Secretaria (rol</w:t>
+        <w:t xml:space="preserve">Quienes inician sesión: la secretaria (rol</w:t>
       </w:r>
       <w:r>
         <w:t xml:space="preserve"> </w:t>
@@ -217,7 +232,7 @@
         <w:t xml:space="preserve">administrador</w:t>
       </w:r>
       <w:r>
-        <w:t xml:space="preserve">) y pacientes con cuenta (rol</w:t>
+        <w:t xml:space="preserve">). El valor</w:t>
       </w:r>
       <w:r>
         <w:t xml:space="preserve"> </w:t>
@@ -229,7 +244,10 @@
         <w:t xml:space="preserve">paciente</w:t>
       </w:r>
       <w:r>
-        <w:t xml:space="preserve">) en una sola tabla. El rol lo fija el servidor; nunca viene del cliente.</w:t>
+        <w:t xml:space="preserve"> </w:t>
+      </w:r>
+      <w:r>
+        <w:t xml:space="preserve">del rol solo se conserva por compatibilidad con bases anteriores; esas cuentas no pueden ingresar.</w:t>
       </w:r>
     </w:p>
     <w:tbl>
@@ -580,7 +598,20 @@
           <w:p>
             <w:pPr>
               <w:pStyle w:val="Compact"/>
-            </w:pPr>
+              <w:jc w:val="left"/>
+            </w:pPr>
+            <w:r>
+              <w:t xml:space="preserve">Por defecto</w:t>
+            </w:r>
+            <w:r>
+              <w:t xml:space="preserve"> </w:t>
+            </w:r>
+            <w:r>
+              <w:rPr>
+                <w:rStyle w:val="VerbatimChar"/>
+              </w:rPr>
+              <w:t xml:space="preserve">administrador</w:t>
+            </w:r>
           </w:p>
         </w:tc>
       </w:tr>
@@ -661,157 +692,14 @@
               <w:jc w:val="left"/>
             </w:pPr>
             <w:r>
-              <w:t xml:space="preserve">TRUE mientras use la clave temporal</w:t>
-            </w:r>
-          </w:p>
-        </w:tc>
-      </w:tr>
-      <w:tr>
-        <w:tc>
-          <w:tcPr/>
-          <w:p>
-            <w:pPr>
-              <w:pStyle w:val="Compact"/>
-              <w:jc w:val="left"/>
-            </w:pPr>
-            <w:r>
-              <w:rPr>
-                <w:rStyle w:val="VerbatimChar"/>
-              </w:rPr>
-              <w:t xml:space="preserve">autorizacion_datos</w:t>
-            </w:r>
-            <w:r>
-              <w:t xml:space="preserve">,</w:t>
-            </w:r>
-            <w:r>
-              <w:t xml:space="preserve"> </w:t>
-            </w:r>
-            <w:r>
-              <w:rPr>
-                <w:rStyle w:val="VerbatimChar"/>
-              </w:rPr>
-              <w:t xml:space="preserve">fecha_autorizacion</w:t>
-            </w:r>
-            <w:r>
-              <w:t xml:space="preserve">,</w:t>
-            </w:r>
-            <w:r>
-              <w:t xml:space="preserve"> </w:t>
-            </w:r>
-            <w:r>
-              <w:rPr>
-                <w:rStyle w:val="VerbatimChar"/>
-              </w:rPr>
-              <w:t xml:space="preserve">version_politica_datos</w:t>
-            </w:r>
-          </w:p>
-        </w:tc>
-        <w:tc>
-          <w:tcPr/>
-          <w:p>
-            <w:pPr>
-              <w:pStyle w:val="Compact"/>
-            </w:pPr>
-          </w:p>
-        </w:tc>
-        <w:tc>
-          <w:tcPr/>
-          <w:p>
-            <w:pPr>
-              <w:pStyle w:val="Compact"/>
-              <w:jc w:val="left"/>
-            </w:pPr>
-            <w:r>
-              <w:t xml:space="preserve">Prueba de la autorización (Ley 1581 de 2012)</w:t>
-            </w:r>
-          </w:p>
-        </w:tc>
-      </w:tr>
-      <w:tr>
-        <w:tc>
-          <w:tcPr/>
-          <w:p>
-            <w:pPr>
-              <w:pStyle w:val="Compact"/>
-              <w:jc w:val="left"/>
-            </w:pPr>
-            <w:r>
-              <w:rPr>
-                <w:rStyle w:val="VerbatimChar"/>
-              </w:rPr>
-              <w:t xml:space="preserve">autorizacion_registrada_por</w:t>
-            </w:r>
-          </w:p>
-        </w:tc>
-        <w:tc>
-          <w:tcPr/>
-          <w:p>
-            <w:pPr>
-              <w:pStyle w:val="Compact"/>
-              <w:jc w:val="left"/>
-            </w:pPr>
-            <w:r>
-              <w:t xml:space="preserve">FK → usuarios</w:t>
-            </w:r>
-          </w:p>
-        </w:tc>
-        <w:tc>
-          <w:tcPr/>
-          <w:p>
-            <w:pPr>
-              <w:pStyle w:val="Compact"/>
-              <w:jc w:val="left"/>
-            </w:pPr>
-            <w:r>
-              <w:t xml:space="preserve">Secretaria que recogió la autorización</w:t>
-            </w:r>
-          </w:p>
-        </w:tc>
-      </w:tr>
-      <w:tr>
-        <w:tc>
-          <w:tcPr/>
-          <w:p>
-            <w:pPr>
-              <w:pStyle w:val="Compact"/>
-              <w:jc w:val="left"/>
-            </w:pPr>
-            <w:r>
-              <w:rPr>
-                <w:rStyle w:val="VerbatimChar"/>
-              </w:rPr>
-              <w:t xml:space="preserve">creado_por</w:t>
-            </w:r>
-          </w:p>
-        </w:tc>
-        <w:tc>
-          <w:tcPr/>
-          <w:p>
-            <w:pPr>
-              <w:pStyle w:val="Compact"/>
-              <w:jc w:val="left"/>
-            </w:pPr>
-            <w:r>
-              <w:t xml:space="preserve">FK → usuarios</w:t>
-            </w:r>
-          </w:p>
-        </w:tc>
-        <w:tc>
-          <w:tcPr/>
-          <w:p>
-            <w:pPr>
-              <w:pStyle w:val="Compact"/>
-              <w:jc w:val="left"/>
-            </w:pPr>
-            <w:r>
-              <w:t xml:space="preserve">Secretaria que creó la cuenta</w:t>
+              <w:t xml:space="preserve">TRUE mientras use una clave temporal</w:t>
             </w:r>
           </w:p>
         </w:tc>
       </w:tr>
     </w:tbl>
     <w:bookmarkEnd w:id="24"/>
-    <w:bookmarkStart w:id="25" w:name="servicios-especialidades"/>
+    <w:bookmarkStart w:id="25" w:name="pacientes"/>
     <w:p>
       <w:pPr>
         <w:pStyle w:val="Heading3"/>
@@ -820,13 +708,33 @@
         <w:rPr>
           <w:rStyle w:val="VerbatimChar"/>
         </w:rPr>
-        <w:t xml:space="preserve">servicios</w:t>
-      </w:r>
-      <w:r>
-        <w:t xml:space="preserve"> </w:t>
-      </w:r>
-      <w:r>
-        <w:t xml:space="preserve">(especialidades)</w:t>
+        <w:t xml:space="preserve">pacientes</w:t>
+      </w:r>
+    </w:p>
+    <w:p>
+      <w:pPr>
+        <w:pStyle w:val="FirstParagraph"/>
+      </w:pPr>
+      <w:r>
+        <w:t xml:space="preserve">Ficha de cada paciente, sin usuario ni contraseña. Se crea sola al aceptar su primera cita pedida por la web (</w:t>
+      </w:r>
+      <w:r>
+        <w:rPr>
+          <w:rStyle w:val="VerbatimChar"/>
+        </w:rPr>
+        <w:t xml:space="preserve">origen = 'web'</w:t>
+      </w:r>
+      <w:r>
+        <w:t xml:space="preserve">) o la crea la secretaria si llega al consultorio (</w:t>
+      </w:r>
+      <w:r>
+        <w:rPr>
+          <w:rStyle w:val="VerbatimChar"/>
+        </w:rPr>
+        <w:t xml:space="preserve">origen = 'consultorio'</w:t>
+      </w:r>
+      <w:r>
+        <w:t xml:space="preserve">).</w:t>
       </w:r>
     </w:p>
     <w:tbl>
@@ -906,190 +814,623 @@
               <w:jc w:val="left"/>
             </w:pPr>
             <w:r>
-              <w:t xml:space="preserve">PK</w:t>
-            </w:r>
-          </w:p>
-        </w:tc>
-        <w:tc>
-          <w:tcPr/>
-          <w:p>
-            <w:pPr>
-              <w:pStyle w:val="Compact"/>
-            </w:pPr>
-          </w:p>
-        </w:tc>
-      </w:tr>
-      <w:tr>
-        <w:tc>
-          <w:tcPr/>
-          <w:p>
-            <w:pPr>
-              <w:pStyle w:val="Compact"/>
-              <w:jc w:val="left"/>
-            </w:pPr>
-            <w:r>
-              <w:rPr>
-                <w:rStyle w:val="VerbatimChar"/>
-              </w:rPr>
-              <w:t xml:space="preserve">codigo</w:t>
-            </w:r>
-          </w:p>
-        </w:tc>
-        <w:tc>
-          <w:tcPr/>
-          <w:p>
-            <w:pPr>
-              <w:pStyle w:val="Compact"/>
-              <w:jc w:val="left"/>
-            </w:pPr>
-            <w:r>
-              <w:t xml:space="preserve">VARCHAR(40) UNIQUE</w:t>
-            </w:r>
-          </w:p>
-        </w:tc>
-        <w:tc>
-          <w:tcPr/>
-          <w:p>
-            <w:pPr>
-              <w:pStyle w:val="Compact"/>
-              <w:jc w:val="left"/>
-            </w:pPr>
-            <w:r>
-              <w:t xml:space="preserve">Identificador estable (sirve al frontend para el ícono)</w:t>
-            </w:r>
-          </w:p>
-        </w:tc>
-      </w:tr>
-      <w:tr>
-        <w:tc>
-          <w:tcPr/>
-          <w:p>
-            <w:pPr>
-              <w:pStyle w:val="Compact"/>
-              <w:jc w:val="left"/>
-            </w:pPr>
-            <w:r>
-              <w:rPr>
-                <w:rStyle w:val="VerbatimChar"/>
-              </w:rPr>
-              <w:t xml:space="preserve">nombre</w:t>
+              <w:t xml:space="preserve">INT UNSIGNED PK</w:t>
+            </w:r>
+          </w:p>
+        </w:tc>
+        <w:tc>
+          <w:tcPr/>
+          <w:p>
+            <w:pPr>
+              <w:pStyle w:val="Compact"/>
+            </w:pPr>
+          </w:p>
+        </w:tc>
+      </w:tr>
+      <w:tr>
+        <w:tc>
+          <w:tcPr/>
+          <w:p>
+            <w:pPr>
+              <w:pStyle w:val="Compact"/>
+              <w:jc w:val="left"/>
+            </w:pPr>
+            <w:r>
+              <w:rPr>
+                <w:rStyle w:val="VerbatimChar"/>
+              </w:rPr>
+              <w:t xml:space="preserve">nombre_completo</w:t>
+            </w:r>
+          </w:p>
+        </w:tc>
+        <w:tc>
+          <w:tcPr/>
+          <w:p>
+            <w:pPr>
+              <w:pStyle w:val="Compact"/>
+              <w:jc w:val="left"/>
+            </w:pPr>
+            <w:r>
+              <w:t xml:space="preserve">VARCHAR(120)</w:t>
+            </w:r>
+          </w:p>
+        </w:tc>
+        <w:tc>
+          <w:tcPr/>
+          <w:p>
+            <w:pPr>
+              <w:pStyle w:val="Compact"/>
+            </w:pPr>
+          </w:p>
+        </w:tc>
+      </w:tr>
+      <w:tr>
+        <w:tc>
+          <w:tcPr/>
+          <w:p>
+            <w:pPr>
+              <w:pStyle w:val="Compact"/>
+              <w:jc w:val="left"/>
+            </w:pPr>
+            <w:r>
+              <w:rPr>
+                <w:rStyle w:val="VerbatimChar"/>
+              </w:rPr>
+              <w:t xml:space="preserve">documento</w:t>
+            </w:r>
+          </w:p>
+        </w:tc>
+        <w:tc>
+          <w:tcPr/>
+          <w:p>
+            <w:pPr>
+              <w:pStyle w:val="Compact"/>
+              <w:jc w:val="left"/>
+            </w:pPr>
+            <w:r>
+              <w:t xml:space="preserve">VARCHAR(20) UNIQUE</w:t>
+            </w:r>
+          </w:p>
+        </w:tc>
+        <w:tc>
+          <w:tcPr/>
+          <w:p>
+            <w:pPr>
+              <w:pStyle w:val="Compact"/>
+              <w:jc w:val="left"/>
+            </w:pPr>
+            <w:r>
+              <w:t xml:space="preserve">Así se reconoce al paciente cuando vuelve a pedir cita</w:t>
+            </w:r>
+          </w:p>
+        </w:tc>
+      </w:tr>
+      <w:tr>
+        <w:tc>
+          <w:tcPr/>
+          <w:p>
+            <w:pPr>
+              <w:pStyle w:val="Compact"/>
+              <w:jc w:val="left"/>
+            </w:pPr>
+            <w:r>
+              <w:rPr>
+                <w:rStyle w:val="VerbatimChar"/>
+              </w:rPr>
+              <w:t xml:space="preserve">telefono</w:t>
+            </w:r>
+          </w:p>
+        </w:tc>
+        <w:tc>
+          <w:tcPr/>
+          <w:p>
+            <w:pPr>
+              <w:pStyle w:val="Compact"/>
+              <w:jc w:val="left"/>
+            </w:pPr>
+            <w:r>
+              <w:t xml:space="preserve">VARCHAR(20)</w:t>
+            </w:r>
+          </w:p>
+        </w:tc>
+        <w:tc>
+          <w:tcPr/>
+          <w:p>
+            <w:pPr>
+              <w:pStyle w:val="Compact"/>
+              <w:jc w:val="left"/>
+            </w:pPr>
+            <w:r>
+              <w:t xml:space="preserve">Con indicativo (57…)</w:t>
+            </w:r>
+          </w:p>
+        </w:tc>
+      </w:tr>
+      <w:tr>
+        <w:tc>
+          <w:tcPr/>
+          <w:p>
+            <w:pPr>
+              <w:pStyle w:val="Compact"/>
+              <w:jc w:val="left"/>
+            </w:pPr>
+            <w:r>
+              <w:rPr>
+                <w:rStyle w:val="VerbatimChar"/>
+              </w:rPr>
+              <w:t xml:space="preserve">correo</w:t>
+            </w:r>
+          </w:p>
+        </w:tc>
+        <w:tc>
+          <w:tcPr/>
+          <w:p>
+            <w:pPr>
+              <w:pStyle w:val="Compact"/>
+              <w:jc w:val="left"/>
+            </w:pPr>
+            <w:r>
+              <w:t xml:space="preserve">VARCHAR(160)</w:t>
+            </w:r>
+          </w:p>
+        </w:tc>
+        <w:tc>
+          <w:tcPr/>
+          <w:p>
+            <w:pPr>
+              <w:pStyle w:val="Compact"/>
+              <w:jc w:val="left"/>
+            </w:pPr>
+            <w:r>
+              <w:t xml:space="preserve">No es único: una madre puede usar el suyo para sus hijos</w:t>
+            </w:r>
+          </w:p>
+        </w:tc>
+      </w:tr>
+      <w:tr>
+        <w:tc>
+          <w:tcPr/>
+          <w:p>
+            <w:pPr>
+              <w:pStyle w:val="Compact"/>
+              <w:jc w:val="left"/>
+            </w:pPr>
+            <w:r>
+              <w:rPr>
+                <w:rStyle w:val="VerbatimChar"/>
+              </w:rPr>
+              <w:t xml:space="preserve">origen</w:t>
+            </w:r>
+          </w:p>
+        </w:tc>
+        <w:tc>
+          <w:tcPr/>
+          <w:p>
+            <w:pPr>
+              <w:pStyle w:val="Compact"/>
+              <w:jc w:val="left"/>
+            </w:pPr>
+            <w:r>
+              <w:t xml:space="preserve">ENUM(</w:t>
+            </w:r>
+            <w:r>
+              <w:t xml:space="preserve">‘</w:t>
+            </w:r>
+            <w:r>
+              <w:t xml:space="preserve">web</w:t>
+            </w:r>
+            <w:r>
+              <w:t xml:space="preserve">’</w:t>
             </w:r>
             <w:r>
               <w:t xml:space="preserve">,</w:t>
             </w:r>
             <w:r>
+              <w:t xml:space="preserve">‘</w:t>
+            </w:r>
+            <w:r>
+              <w:t xml:space="preserve">consultorio</w:t>
+            </w:r>
+            <w:r>
+              <w:t xml:space="preserve">’</w:t>
+            </w:r>
+            <w:r>
+              <w:t xml:space="preserve">)</w:t>
+            </w:r>
+          </w:p>
+        </w:tc>
+        <w:tc>
+          <w:tcPr/>
+          <w:p>
+            <w:pPr>
+              <w:pStyle w:val="Compact"/>
+            </w:pPr>
+          </w:p>
+        </w:tc>
+      </w:tr>
+      <w:tr>
+        <w:tc>
+          <w:tcPr/>
+          <w:p>
+            <w:pPr>
+              <w:pStyle w:val="Compact"/>
+              <w:jc w:val="left"/>
+            </w:pPr>
+            <w:r>
+              <w:rPr>
+                <w:rStyle w:val="VerbatimChar"/>
+              </w:rPr>
+              <w:t xml:space="preserve">autorizacion_datos</w:t>
+            </w:r>
+            <w:r>
+              <w:t xml:space="preserve">,</w:t>
+            </w:r>
+            <w:r>
               <w:t xml:space="preserve"> </w:t>
             </w:r>
             <w:r>
               <w:rPr>
                 <w:rStyle w:val="VerbatimChar"/>
               </w:rPr>
-              <w:t xml:space="preserve">descripcion</w:t>
-            </w:r>
-          </w:p>
-        </w:tc>
-        <w:tc>
-          <w:tcPr/>
-          <w:p>
-            <w:pPr>
-              <w:pStyle w:val="Compact"/>
-            </w:pPr>
-          </w:p>
-        </w:tc>
-        <w:tc>
-          <w:tcPr/>
-          <w:p>
-            <w:pPr>
-              <w:pStyle w:val="Compact"/>
-            </w:pPr>
-          </w:p>
-        </w:tc>
-      </w:tr>
-      <w:tr>
-        <w:tc>
-          <w:tcPr/>
-          <w:p>
-            <w:pPr>
-              <w:pStyle w:val="Compact"/>
-              <w:jc w:val="left"/>
-            </w:pPr>
-            <w:r>
-              <w:rPr>
-                <w:rStyle w:val="VerbatimChar"/>
-              </w:rPr>
-              <w:t xml:space="preserve">activo</w:t>
-            </w:r>
-          </w:p>
-        </w:tc>
-        <w:tc>
-          <w:tcPr/>
-          <w:p>
-            <w:pPr>
-              <w:pStyle w:val="Compact"/>
-              <w:jc w:val="left"/>
-            </w:pPr>
-            <w:r>
-              <w:t xml:space="preserve">BOOLEAN</w:t>
-            </w:r>
-          </w:p>
-        </w:tc>
-        <w:tc>
-          <w:tcPr/>
-          <w:p>
-            <w:pPr>
-              <w:pStyle w:val="Compact"/>
-              <w:jc w:val="left"/>
-            </w:pPr>
-            <w:r>
-              <w:t xml:space="preserve">Las inactivas no se ofrecen al público</w:t>
-            </w:r>
-          </w:p>
-        </w:tc>
-      </w:tr>
-      <w:tr>
-        <w:tc>
-          <w:tcPr/>
-          <w:p>
-            <w:pPr>
-              <w:pStyle w:val="Compact"/>
-              <w:jc w:val="left"/>
-            </w:pPr>
-            <w:r>
-              <w:rPr>
-                <w:rStyle w:val="VerbatimChar"/>
-              </w:rPr>
-              <w:t xml:space="preserve">duracion_minutos</w:t>
-            </w:r>
-          </w:p>
-        </w:tc>
-        <w:tc>
-          <w:tcPr/>
-          <w:p>
-            <w:pPr>
-              <w:pStyle w:val="Compact"/>
-              <w:jc w:val="left"/>
-            </w:pPr>
-            <w:r>
-              <w:t xml:space="preserve">SMALLINT</w:t>
-            </w:r>
-          </w:p>
-        </w:tc>
-        <w:tc>
-          <w:tcPr/>
-          <w:p>
-            <w:pPr>
-              <w:pStyle w:val="Compact"/>
-              <w:jc w:val="left"/>
-            </w:pPr>
-            <w:r>
-              <w:t xml:space="preserve">Heredada; el sistema ya no la usa</w:t>
+              <w:t xml:space="preserve">fecha_autorizacion</w:t>
+            </w:r>
+            <w:r>
+              <w:t xml:space="preserve">,</w:t>
+            </w:r>
+            <w:r>
+              <w:t xml:space="preserve"> </w:t>
+            </w:r>
+            <w:r>
+              <w:rPr>
+                <w:rStyle w:val="VerbatimChar"/>
+              </w:rPr>
+              <w:t xml:space="preserve">version_politica_datos</w:t>
+            </w:r>
+          </w:p>
+        </w:tc>
+        <w:tc>
+          <w:tcPr/>
+          <w:p>
+            <w:pPr>
+              <w:pStyle w:val="Compact"/>
+            </w:pPr>
+          </w:p>
+        </w:tc>
+        <w:tc>
+          <w:tcPr/>
+          <w:p>
+            <w:pPr>
+              <w:pStyle w:val="Compact"/>
+              <w:jc w:val="left"/>
+            </w:pPr>
+            <w:r>
+              <w:t xml:space="preserve">Prueba de la autorización (Ley 1581 de 2012)</w:t>
+            </w:r>
+          </w:p>
+        </w:tc>
+      </w:tr>
+      <w:tr>
+        <w:tc>
+          <w:tcPr/>
+          <w:p>
+            <w:pPr>
+              <w:pStyle w:val="Compact"/>
+              <w:jc w:val="left"/>
+            </w:pPr>
+            <w:r>
+              <w:rPr>
+                <w:rStyle w:val="VerbatimChar"/>
+              </w:rPr>
+              <w:t xml:space="preserve">creado_por</w:t>
+            </w:r>
+          </w:p>
+        </w:tc>
+        <w:tc>
+          <w:tcPr/>
+          <w:p>
+            <w:pPr>
+              <w:pStyle w:val="Compact"/>
+              <w:jc w:val="left"/>
+            </w:pPr>
+            <w:r>
+              <w:t xml:space="preserve">FK → usuarios</w:t>
+            </w:r>
+          </w:p>
+        </w:tc>
+        <w:tc>
+          <w:tcPr/>
+          <w:p>
+            <w:pPr>
+              <w:pStyle w:val="Compact"/>
+              <w:jc w:val="left"/>
+            </w:pPr>
+            <w:r>
+              <w:t xml:space="preserve">Secretaria que lo registró o aceptó su primera cita</w:t>
             </w:r>
           </w:p>
         </w:tc>
       </w:tr>
     </w:tbl>
     <w:bookmarkEnd w:id="25"/>
-    <w:bookmarkStart w:id="26" w:name="X3d8397084e5b86f3b36a9c346bcb3875e887fb4"/>
+    <w:bookmarkStart w:id="26" w:name="servicios-especialidades"/>
+    <w:p>
+      <w:pPr>
+        <w:pStyle w:val="Heading3"/>
+      </w:pPr>
+      <w:r>
+        <w:rPr>
+          <w:rStyle w:val="VerbatimChar"/>
+        </w:rPr>
+        <w:t xml:space="preserve">servicios</w:t>
+      </w:r>
+      <w:r>
+        <w:t xml:space="preserve"> </w:t>
+      </w:r>
+      <w:r>
+        <w:t xml:space="preserve">(especialidades)</w:t>
+      </w:r>
+    </w:p>
+    <w:tbl>
+      <w:tblPr>
+        <w:tblStyle w:val="Table"/>
+        <w:tblW w:type="pct" w:w="5000"/>
+        <w:tblLook w:firstRow="1" w:lastRow="0" w:firstColumn="0" w:lastColumn="0" w:noHBand="0" w:noVBand="0" w:val="0020"/>
+        <w:jc w:val="start"/>
+      </w:tblPr>
+      <w:tblGrid>
+        <w:gridCol w:w="2640"/>
+        <w:gridCol w:w="2640"/>
+        <w:gridCol w:w="2640"/>
+      </w:tblGrid>
+      <w:tr>
+        <w:trPr>
+          <w:tblHeader w:val="true"/>
+        </w:trPr>
+        <w:tc>
+          <w:tcPr/>
+          <w:p>
+            <w:pPr>
+              <w:pStyle w:val="Compact"/>
+              <w:jc w:val="left"/>
+            </w:pPr>
+            <w:r>
+              <w:t xml:space="preserve">Columna</w:t>
+            </w:r>
+          </w:p>
+        </w:tc>
+        <w:tc>
+          <w:tcPr/>
+          <w:p>
+            <w:pPr>
+              <w:pStyle w:val="Compact"/>
+              <w:jc w:val="left"/>
+            </w:pPr>
+            <w:r>
+              <w:t xml:space="preserve">Tipo</w:t>
+            </w:r>
+          </w:p>
+        </w:tc>
+        <w:tc>
+          <w:tcPr/>
+          <w:p>
+            <w:pPr>
+              <w:pStyle w:val="Compact"/>
+              <w:jc w:val="left"/>
+            </w:pPr>
+            <w:r>
+              <w:t xml:space="preserve">Notas</w:t>
+            </w:r>
+          </w:p>
+        </w:tc>
+      </w:tr>
+      <w:tr>
+        <w:tc>
+          <w:tcPr/>
+          <w:p>
+            <w:pPr>
+              <w:pStyle w:val="Compact"/>
+              <w:jc w:val="left"/>
+            </w:pPr>
+            <w:r>
+              <w:rPr>
+                <w:rStyle w:val="VerbatimChar"/>
+              </w:rPr>
+              <w:t xml:space="preserve">id</w:t>
+            </w:r>
+          </w:p>
+        </w:tc>
+        <w:tc>
+          <w:tcPr/>
+          <w:p>
+            <w:pPr>
+              <w:pStyle w:val="Compact"/>
+              <w:jc w:val="left"/>
+            </w:pPr>
+            <w:r>
+              <w:t xml:space="preserve">PK</w:t>
+            </w:r>
+          </w:p>
+        </w:tc>
+        <w:tc>
+          <w:tcPr/>
+          <w:p>
+            <w:pPr>
+              <w:pStyle w:val="Compact"/>
+            </w:pPr>
+          </w:p>
+        </w:tc>
+      </w:tr>
+      <w:tr>
+        <w:tc>
+          <w:tcPr/>
+          <w:p>
+            <w:pPr>
+              <w:pStyle w:val="Compact"/>
+              <w:jc w:val="left"/>
+            </w:pPr>
+            <w:r>
+              <w:rPr>
+                <w:rStyle w:val="VerbatimChar"/>
+              </w:rPr>
+              <w:t xml:space="preserve">codigo</w:t>
+            </w:r>
+          </w:p>
+        </w:tc>
+        <w:tc>
+          <w:tcPr/>
+          <w:p>
+            <w:pPr>
+              <w:pStyle w:val="Compact"/>
+              <w:jc w:val="left"/>
+            </w:pPr>
+            <w:r>
+              <w:t xml:space="preserve">VARCHAR(40) UNIQUE</w:t>
+            </w:r>
+          </w:p>
+        </w:tc>
+        <w:tc>
+          <w:tcPr/>
+          <w:p>
+            <w:pPr>
+              <w:pStyle w:val="Compact"/>
+              <w:jc w:val="left"/>
+            </w:pPr>
+            <w:r>
+              <w:t xml:space="preserve">Identificador estable (sirve al frontend para el ícono)</w:t>
+            </w:r>
+          </w:p>
+        </w:tc>
+      </w:tr>
+      <w:tr>
+        <w:tc>
+          <w:tcPr/>
+          <w:p>
+            <w:pPr>
+              <w:pStyle w:val="Compact"/>
+              <w:jc w:val="left"/>
+            </w:pPr>
+            <w:r>
+              <w:rPr>
+                <w:rStyle w:val="VerbatimChar"/>
+              </w:rPr>
+              <w:t xml:space="preserve">nombre</w:t>
+            </w:r>
+            <w:r>
+              <w:t xml:space="preserve">,</w:t>
+            </w:r>
+            <w:r>
+              <w:t xml:space="preserve"> </w:t>
+            </w:r>
+            <w:r>
+              <w:rPr>
+                <w:rStyle w:val="VerbatimChar"/>
+              </w:rPr>
+              <w:t xml:space="preserve">descripcion</w:t>
+            </w:r>
+          </w:p>
+        </w:tc>
+        <w:tc>
+          <w:tcPr/>
+          <w:p>
+            <w:pPr>
+              <w:pStyle w:val="Compact"/>
+            </w:pPr>
+          </w:p>
+        </w:tc>
+        <w:tc>
+          <w:tcPr/>
+          <w:p>
+            <w:pPr>
+              <w:pStyle w:val="Compact"/>
+            </w:pPr>
+          </w:p>
+        </w:tc>
+      </w:tr>
+      <w:tr>
+        <w:tc>
+          <w:tcPr/>
+          <w:p>
+            <w:pPr>
+              <w:pStyle w:val="Compact"/>
+              <w:jc w:val="left"/>
+            </w:pPr>
+            <w:r>
+              <w:rPr>
+                <w:rStyle w:val="VerbatimChar"/>
+              </w:rPr>
+              <w:t xml:space="preserve">activo</w:t>
+            </w:r>
+          </w:p>
+        </w:tc>
+        <w:tc>
+          <w:tcPr/>
+          <w:p>
+            <w:pPr>
+              <w:pStyle w:val="Compact"/>
+              <w:jc w:val="left"/>
+            </w:pPr>
+            <w:r>
+              <w:t xml:space="preserve">BOOLEAN</w:t>
+            </w:r>
+          </w:p>
+        </w:tc>
+        <w:tc>
+          <w:tcPr/>
+          <w:p>
+            <w:pPr>
+              <w:pStyle w:val="Compact"/>
+              <w:jc w:val="left"/>
+            </w:pPr>
+            <w:r>
+              <w:t xml:space="preserve">Las inactivas no se ofrecen al público</w:t>
+            </w:r>
+          </w:p>
+        </w:tc>
+      </w:tr>
+      <w:tr>
+        <w:tc>
+          <w:tcPr/>
+          <w:p>
+            <w:pPr>
+              <w:pStyle w:val="Compact"/>
+              <w:jc w:val="left"/>
+            </w:pPr>
+            <w:r>
+              <w:rPr>
+                <w:rStyle w:val="VerbatimChar"/>
+              </w:rPr>
+              <w:t xml:space="preserve">duracion_minutos</w:t>
+            </w:r>
+          </w:p>
+        </w:tc>
+        <w:tc>
+          <w:tcPr/>
+          <w:p>
+            <w:pPr>
+              <w:pStyle w:val="Compact"/>
+              <w:jc w:val="left"/>
+            </w:pPr>
+            <w:r>
+              <w:t xml:space="preserve">SMALLINT</w:t>
+            </w:r>
+          </w:p>
+        </w:tc>
+        <w:tc>
+          <w:tcPr/>
+          <w:p>
+            <w:pPr>
+              <w:pStyle w:val="Compact"/>
+              <w:jc w:val="left"/>
+            </w:pPr>
+            <w:r>
+              <w:t xml:space="preserve">Heredada; el sistema ya no la usa</w:t>
+            </w:r>
+          </w:p>
+        </w:tc>
+      </w:tr>
+    </w:tbl>
+    <w:bookmarkEnd w:id="26"/>
+    <w:bookmarkStart w:id="27" w:name="X3d8397084e5b86f3b36a9c346bcb3875e887fb4"/>
     <w:p>
       <w:pPr>
         <w:pStyle w:val="Heading3"/>
@@ -1124,8 +1465,8 @@
         <w:t xml:space="preserve">Odontólogos que atienden. No tienen usuario. La tabla intermedia (llave primaria compuesta) permite que un especialista atienda varias especialidades.</w:t>
       </w:r>
     </w:p>
-    <w:bookmarkEnd w:id="26"/>
-    <w:bookmarkStart w:id="27" w:name="sedes"/>
+    <w:bookmarkEnd w:id="27"/>
+    <w:bookmarkStart w:id="28" w:name="sedes"/>
     <w:p>
       <w:pPr>
         <w:pStyle w:val="Heading3"/>
@@ -1145,8 +1486,8 @@
         <w:t xml:space="preserve">Una fila activa: Rivera (Carrera 7 No. 3-61). La tabla se conserva por si el consultorio abre otra sede.</w:t>
       </w:r>
     </w:p>
-    <w:bookmarkEnd w:id="27"/>
-    <w:bookmarkStart w:id="28" w:name="franjas_horarias"/>
+    <w:bookmarkEnd w:id="28"/>
+    <w:bookmarkStart w:id="29" w:name="franjas_horarias"/>
     <w:p>
       <w:pPr>
         <w:pStyle w:val="Heading3"/>
@@ -1401,8 +1742,8 @@
         <w:t xml:space="preserve">si está activa, todavía no pasó y no tiene una cita viva.</w:t>
       </w:r>
     </w:p>
-    <w:bookmarkEnd w:id="28"/>
-    <w:bookmarkStart w:id="29" w:name="citas"/>
+    <w:bookmarkEnd w:id="29"/>
+    <w:bookmarkStart w:id="30" w:name="citas"/>
     <w:p>
       <w:pPr>
         <w:pStyle w:val="Heading3"/>
@@ -1478,7 +1819,7 @@
               <w:jc w:val="left"/>
             </w:pPr>
             <w:r>
-              <w:t xml:space="preserve">FK opcional: solo si agendó un paciente con su sesión, o se vinculó al crearle la cuenta</w:t>
+              <w:t xml:space="preserve">FK → pacientes. NULL mientras la cita pedida por la web está pendiente; se llena al aceptarla</w:t>
             </w:r>
           </w:p>
         </w:tc>
@@ -1551,6 +1892,21 @@
               <w:rPr>
                 <w:rStyle w:val="VerbatimChar"/>
               </w:rPr>
+              <w:t xml:space="preserve">pendiente</w:t>
+            </w:r>
+            <w:r>
+              <w:t xml:space="preserve"> </w:t>
+            </w:r>
+            <w:r>
+              <w:t xml:space="preserve">(pedida por la web),</w:t>
+            </w:r>
+            <w:r>
+              <w:t xml:space="preserve"> </w:t>
+            </w:r>
+            <w:r>
+              <w:rPr>
+                <w:rStyle w:val="VerbatimChar"/>
+              </w:rPr>
               <w:t xml:space="preserve">confirmada</w:t>
             </w:r>
             <w:r>
@@ -1563,6 +1919,18 @@
               <w:rPr>
                 <w:rStyle w:val="VerbatimChar"/>
               </w:rPr>
+              <w:t xml:space="preserve">rechazada</w:t>
+            </w:r>
+            <w:r>
+              <w:t xml:space="preserve">,</w:t>
+            </w:r>
+            <w:r>
+              <w:t xml:space="preserve"> </w:t>
+            </w:r>
+            <w:r>
+              <w:rPr>
+                <w:rStyle w:val="VerbatimChar"/>
+              </w:rPr>
               <w:t xml:space="preserve">cancelada</w:t>
             </w:r>
             <w:r>
@@ -1589,11 +1957,37 @@
               </w:rPr>
               <w:t xml:space="preserve">no_asistio</w:t>
             </w:r>
+          </w:p>
+        </w:tc>
+      </w:tr>
+      <w:tr>
+        <w:tc>
+          <w:tcPr/>
+          <w:p>
+            <w:pPr>
+              <w:pStyle w:val="Compact"/>
+              <w:jc w:val="left"/>
+            </w:pPr>
+            <w:r>
+              <w:rPr>
+                <w:rStyle w:val="VerbatimChar"/>
+              </w:rPr>
+              <w:t xml:space="preserve">nombre_paciente</w:t>
+            </w:r>
+            <w:r>
+              <w:t xml:space="preserve">,</w:t>
+            </w:r>
             <w:r>
               <w:t xml:space="preserve"> </w:t>
             </w:r>
             <w:r>
-              <w:t xml:space="preserve">(y</w:t>
+              <w:rPr>
+                <w:rStyle w:val="VerbatimChar"/>
+              </w:rPr>
+              <w:t xml:space="preserve">documento_paciente</w:t>
+            </w:r>
+            <w:r>
+              <w:t xml:space="preserve">,</w:t>
             </w:r>
             <w:r>
               <w:t xml:space="preserve"> </w:t>
@@ -1602,27 +1996,7 @@
               <w:rPr>
                 <w:rStyle w:val="VerbatimChar"/>
               </w:rPr>
-              <w:t xml:space="preserve">pendiente</w:t>
-            </w:r>
-            <w:r>
-              <w:t xml:space="preserve">, reservado)</w:t>
-            </w:r>
-          </w:p>
-        </w:tc>
-      </w:tr>
-      <w:tr>
-        <w:tc>
-          <w:tcPr/>
-          <w:p>
-            <w:pPr>
-              <w:pStyle w:val="Compact"/>
-              <w:jc w:val="left"/>
-            </w:pPr>
-            <w:r>
-              <w:rPr>
-                <w:rStyle w:val="VerbatimChar"/>
-              </w:rPr>
-              <w:t xml:space="preserve">nombre_paciente</w:t>
+              <w:t xml:space="preserve">telefono_paciente</w:t>
             </w:r>
             <w:r>
               <w:t xml:space="preserve">,</w:t>
@@ -1634,7 +2008,36 @@
               <w:rPr>
                 <w:rStyle w:val="VerbatimChar"/>
               </w:rPr>
-              <w:t xml:space="preserve">documento_paciente</w:t>
+              <w:t xml:space="preserve">correo_paciente</w:t>
+            </w:r>
+          </w:p>
+        </w:tc>
+        <w:tc>
+          <w:tcPr/>
+          <w:p>
+            <w:pPr>
+              <w:pStyle w:val="Compact"/>
+              <w:jc w:val="left"/>
+            </w:pPr>
+            <w:r>
+              <w:t xml:space="preserve">Datos de quien pide la cita; todos obligatorios (el correo es NULL en citas anteriores al 9 de octubre)</w:t>
+            </w:r>
+          </w:p>
+        </w:tc>
+      </w:tr>
+      <w:tr>
+        <w:tc>
+          <w:tcPr/>
+          <w:p>
+            <w:pPr>
+              <w:pStyle w:val="Compact"/>
+              <w:jc w:val="left"/>
+            </w:pPr>
+            <w:r>
+              <w:rPr>
+                <w:rStyle w:val="VerbatimChar"/>
+              </w:rPr>
+              <w:t xml:space="preserve">autorizacion_datos</w:t>
             </w:r>
             <w:r>
               <w:t xml:space="preserve">,</w:t>
@@ -1646,7 +2049,7 @@
               <w:rPr>
                 <w:rStyle w:val="VerbatimChar"/>
               </w:rPr>
-              <w:t xml:space="preserve">telefono_paciente</w:t>
+              <w:t xml:space="preserve">fecha_autorizacion</w:t>
             </w:r>
             <w:r>
               <w:t xml:space="preserve">,</w:t>
@@ -1658,195 +2061,171 @@
               <w:rPr>
                 <w:rStyle w:val="VerbatimChar"/>
               </w:rPr>
-              <w:t xml:space="preserve">correo_paciente</w:t>
-            </w:r>
-          </w:p>
-        </w:tc>
-        <w:tc>
-          <w:tcPr/>
-          <w:p>
-            <w:pPr>
-              <w:pStyle w:val="Compact"/>
-              <w:jc w:val="left"/>
-            </w:pPr>
-            <w:r>
-              <w:t xml:space="preserve">Datos de quien agenda; el correo es opcional</w:t>
-            </w:r>
-          </w:p>
-        </w:tc>
-      </w:tr>
-      <w:tr>
-        <w:tc>
-          <w:tcPr/>
-          <w:p>
-            <w:pPr>
-              <w:pStyle w:val="Compact"/>
-              <w:jc w:val="left"/>
-            </w:pPr>
-            <w:r>
-              <w:rPr>
-                <w:rStyle w:val="VerbatimChar"/>
-              </w:rPr>
-              <w:t xml:space="preserve">autorizacion_datos</w:t>
-            </w:r>
-            <w:r>
-              <w:t xml:space="preserve">,</w:t>
+              <w:t xml:space="preserve">version_politica_datos</w:t>
+            </w:r>
+          </w:p>
+        </w:tc>
+        <w:tc>
+          <w:tcPr/>
+          <w:p>
+            <w:pPr>
+              <w:pStyle w:val="Compact"/>
+              <w:jc w:val="left"/>
+            </w:pPr>
+            <w:r>
+              <w:t xml:space="preserve">Autorización dada al agendar</w:t>
+            </w:r>
+          </w:p>
+        </w:tc>
+      </w:tr>
+      <w:tr>
+        <w:tc>
+          <w:tcPr/>
+          <w:p>
+            <w:pPr>
+              <w:pStyle w:val="Compact"/>
+              <w:jc w:val="left"/>
+            </w:pPr>
+            <w:r>
+              <w:rPr>
+                <w:rStyle w:val="VerbatimChar"/>
+              </w:rPr>
+              <w:t xml:space="preserve">codigo_gestion_hash</w:t>
+            </w:r>
+          </w:p>
+        </w:tc>
+        <w:tc>
+          <w:tcPr/>
+          <w:p>
+            <w:pPr>
+              <w:pStyle w:val="Compact"/>
+              <w:jc w:val="left"/>
+            </w:pPr>
+            <w:r>
+              <w:t xml:space="preserve">SHA-256 del código del enlace</w:t>
             </w:r>
             <w:r>
               <w:t xml:space="preserve"> </w:t>
             </w:r>
             <w:r>
-              <w:rPr>
-                <w:rStyle w:val="VerbatimChar"/>
-              </w:rPr>
-              <w:t xml:space="preserve">fecha_autorizacion</w:t>
-            </w:r>
-            <w:r>
-              <w:t xml:space="preserve">,</w:t>
+              <w:t xml:space="preserve">“</w:t>
+            </w:r>
+            <w:r>
+              <w:t xml:space="preserve">Gestionar mi cita</w:t>
+            </w:r>
+            <w:r>
+              <w:t xml:space="preserve">”</w:t>
             </w:r>
             <w:r>
               <w:t xml:space="preserve"> </w:t>
             </w:r>
             <w:r>
-              <w:rPr>
-                <w:rStyle w:val="VerbatimChar"/>
-              </w:rPr>
-              <w:t xml:space="preserve">version_politica_datos</w:t>
-            </w:r>
-          </w:p>
-        </w:tc>
-        <w:tc>
-          <w:tcPr/>
-          <w:p>
-            <w:pPr>
-              <w:pStyle w:val="Compact"/>
-              <w:jc w:val="left"/>
-            </w:pPr>
-            <w:r>
-              <w:t xml:space="preserve">Autorización dada al agendar</w:t>
-            </w:r>
-          </w:p>
-        </w:tc>
-      </w:tr>
-      <w:tr>
-        <w:tc>
-          <w:tcPr/>
-          <w:p>
-            <w:pPr>
-              <w:pStyle w:val="Compact"/>
-              <w:jc w:val="left"/>
-            </w:pPr>
-            <w:r>
-              <w:rPr>
-                <w:rStyle w:val="VerbatimChar"/>
-              </w:rPr>
-              <w:t xml:space="preserve">codigo_gestion_hash</w:t>
-            </w:r>
-          </w:p>
-        </w:tc>
-        <w:tc>
-          <w:tcPr/>
-          <w:p>
-            <w:pPr>
-              <w:pStyle w:val="Compact"/>
-              <w:jc w:val="left"/>
-            </w:pPr>
-            <w:r>
-              <w:t xml:space="preserve">SHA-256 del código del enlace</w:t>
+              <w:t xml:space="preserve">(UNIQUE)</w:t>
+            </w:r>
+          </w:p>
+        </w:tc>
+      </w:tr>
+      <w:tr>
+        <w:tc>
+          <w:tcPr/>
+          <w:p>
+            <w:pPr>
+              <w:pStyle w:val="Compact"/>
+              <w:jc w:val="left"/>
+            </w:pPr>
+            <w:r>
+              <w:rPr>
+                <w:rStyle w:val="VerbatimChar"/>
+              </w:rPr>
+              <w:t xml:space="preserve">reprogramaciones</w:t>
+            </w:r>
+          </w:p>
+        </w:tc>
+        <w:tc>
+          <w:tcPr/>
+          <w:p>
+            <w:pPr>
+              <w:pStyle w:val="Compact"/>
+              <w:jc w:val="left"/>
+            </w:pPr>
+            <w:r>
+              <w:t xml:space="preserve">Las que hizo el paciente (máximo 1)</w:t>
+            </w:r>
+          </w:p>
+        </w:tc>
+      </w:tr>
+      <w:tr>
+        <w:tc>
+          <w:tcPr/>
+          <w:p>
+            <w:pPr>
+              <w:pStyle w:val="Compact"/>
+              <w:jc w:val="left"/>
+            </w:pPr>
+            <w:r>
+              <w:rPr>
+                <w:rStyle w:val="VerbatimChar"/>
+              </w:rPr>
+              <w:t xml:space="preserve">cancelada_por</w:t>
+            </w:r>
+          </w:p>
+        </w:tc>
+        <w:tc>
+          <w:tcPr/>
+          <w:p>
+            <w:pPr>
+              <w:pStyle w:val="Compact"/>
+              <w:jc w:val="left"/>
+            </w:pPr>
+            <w:r>
+              <w:rPr>
+                <w:rStyle w:val="VerbatimChar"/>
+              </w:rPr>
+              <w:t xml:space="preserve">paciente</w:t>
             </w:r>
             <w:r>
               <w:t xml:space="preserve"> </w:t>
             </w:r>
             <w:r>
-              <w:t xml:space="preserve">“</w:t>
-            </w:r>
-            <w:r>
-              <w:t xml:space="preserve">Gestionar mi cita</w:t>
-            </w:r>
-            <w:r>
-              <w:t xml:space="preserve">”</w:t>
+              <w:t xml:space="preserve">o</w:t>
             </w:r>
             <w:r>
               <w:t xml:space="preserve"> </w:t>
             </w:r>
             <w:r>
-              <w:t xml:space="preserve">(UNIQUE)</w:t>
-            </w:r>
-          </w:p>
-        </w:tc>
-      </w:tr>
-      <w:tr>
-        <w:tc>
-          <w:tcPr/>
-          <w:p>
-            <w:pPr>
-              <w:pStyle w:val="Compact"/>
-              <w:jc w:val="left"/>
-            </w:pPr>
-            <w:r>
-              <w:rPr>
-                <w:rStyle w:val="VerbatimChar"/>
-              </w:rPr>
-              <w:t xml:space="preserve">reprogramaciones</w:t>
-            </w:r>
-          </w:p>
-        </w:tc>
-        <w:tc>
-          <w:tcPr/>
-          <w:p>
-            <w:pPr>
-              <w:pStyle w:val="Compact"/>
-              <w:jc w:val="left"/>
-            </w:pPr>
-            <w:r>
-              <w:t xml:space="preserve">Las que hizo el paciente (máximo 1)</w:t>
-            </w:r>
-          </w:p>
-        </w:tc>
-      </w:tr>
-      <w:tr>
-        <w:tc>
-          <w:tcPr/>
-          <w:p>
-            <w:pPr>
-              <w:pStyle w:val="Compact"/>
-              <w:jc w:val="left"/>
-            </w:pPr>
-            <w:r>
-              <w:rPr>
-                <w:rStyle w:val="VerbatimChar"/>
-              </w:rPr>
-              <w:t xml:space="preserve">cancelada_por</w:t>
-            </w:r>
-          </w:p>
-        </w:tc>
-        <w:tc>
-          <w:tcPr/>
-          <w:p>
-            <w:pPr>
-              <w:pStyle w:val="Compact"/>
-              <w:jc w:val="left"/>
-            </w:pPr>
-            <w:r>
-              <w:rPr>
-                <w:rStyle w:val="VerbatimChar"/>
-              </w:rPr>
-              <w:t xml:space="preserve">paciente</w:t>
-            </w:r>
-            <w:r>
-              <w:t xml:space="preserve"> </w:t>
-            </w:r>
-            <w:r>
-              <w:t xml:space="preserve">o</w:t>
-            </w:r>
-            <w:r>
-              <w:t xml:space="preserve"> </w:t>
-            </w:r>
-            <w:r>
               <w:rPr>
                 <w:rStyle w:val="VerbatimChar"/>
               </w:rPr>
               <w:t xml:space="preserve">administrador</w:t>
+            </w:r>
+          </w:p>
+        </w:tc>
+      </w:tr>
+      <w:tr>
+        <w:tc>
+          <w:tcPr/>
+          <w:p>
+            <w:pPr>
+              <w:pStyle w:val="Compact"/>
+              <w:jc w:val="left"/>
+            </w:pPr>
+            <w:r>
+              <w:rPr>
+                <w:rStyle w:val="VerbatimChar"/>
+              </w:rPr>
+              <w:t xml:space="preserve">confirmada_en</w:t>
+            </w:r>
+          </w:p>
+        </w:tc>
+        <w:tc>
+          <w:tcPr/>
+          <w:p>
+            <w:pPr>
+              <w:pStyle w:val="Compact"/>
+              <w:jc w:val="left"/>
+            </w:pPr>
+            <w:r>
+              <w:t xml:space="preserve">Cuándo la aceptó la secretaria (el recordatorio no se envía a citas aceptadas hace muy poco)</w:t>
             </w:r>
           </w:p>
         </w:tc>
@@ -1897,14 +2276,14 @@
               <w:t xml:space="preserve"> </w:t>
             </w:r>
             <w:r>
-              <w:t xml:space="preserve">si la cita no está cancelada, NULL si lo está. Su índice único garantiza que una hora tenga una sola cita viva, aun con peticiones simultáneas</w:t>
+              <w:t xml:space="preserve">si la cita no está cancelada ni rechazada, NULL si lo está. Su índice único garantiza que una hora tenga una sola cita viva, aun con peticiones simultáneas. Una cita pendiente ya aparta la hora</w:t>
             </w:r>
           </w:p>
         </w:tc>
       </w:tr>
     </w:tbl>
-    <w:bookmarkEnd w:id="29"/>
-    <w:bookmarkStart w:id="30" w:name="notificaciones"/>
+    <w:bookmarkEnd w:id="30"/>
+    <w:bookmarkStart w:id="31" w:name="notificaciones"/>
     <w:p>
       <w:pPr>
         <w:pStyle w:val="Heading3"/>
@@ -1978,6 +2357,18 @@
         <w:rPr>
           <w:rStyle w:val="VerbatimChar"/>
         </w:rPr>
+        <w:t xml:space="preserve">rechazo</w:t>
+      </w:r>
+      <w:r>
+        <w:t xml:space="preserve">,</w:t>
+      </w:r>
+      <w:r>
+        <w:t xml:space="preserve"> </w:t>
+      </w:r>
+      <w:r>
+        <w:rPr>
+          <w:rStyle w:val="VerbatimChar"/>
+        </w:rPr>
         <w:t xml:space="preserve">recordatorio</w:t>
       </w:r>
       <w:r>
@@ -2074,8 +2465,8 @@
         <w:t xml:space="preserve">(id del proveedor o error).</w:t>
       </w:r>
     </w:p>
-    <w:bookmarkEnd w:id="30"/>
-    <w:bookmarkStart w:id="31" w:name="historia_clinica"/>
+    <w:bookmarkEnd w:id="31"/>
+    <w:bookmarkStart w:id="32" w:name="historia_clinica"/>
     <w:p>
       <w:pPr>
         <w:pStyle w:val="Heading3"/>
@@ -2151,7 +2542,7 @@
               <w:jc w:val="left"/>
             </w:pPr>
             <w:r>
-              <w:t xml:space="preserve">FK → usuarios (solo pacientes con cuenta)</w:t>
+              <w:t xml:space="preserve">FK → pacientes</w:t>
             </w:r>
           </w:p>
         </w:tc>
@@ -2369,8 +2760,8 @@
         <w:t xml:space="preserve">hacia el paciente y la entrada corregida.</w:t>
       </w:r>
     </w:p>
-    <w:bookmarkEnd w:id="31"/>
-    <w:bookmarkStart w:id="32" w:name="vista-v_agenda"/>
+    <w:bookmarkEnd w:id="32"/>
+    <w:bookmarkStart w:id="33" w:name="vista-v_agenda"/>
     <w:p>
       <w:pPr>
         <w:pStyle w:val="Heading3"/>
@@ -2396,9 +2787,9 @@
         <w:t xml:space="preserve">Une citas, especialidad, especialista y sede para consultas de la agenda.</w:t>
       </w:r>
     </w:p>
-    <w:bookmarkEnd w:id="32"/>
     <w:bookmarkEnd w:id="33"/>
-    <w:bookmarkStart w:id="34" w:name="decisiones-de-diseño"/>
+    <w:bookmarkEnd w:id="34"/>
+    <w:bookmarkStart w:id="35" w:name="decisiones-de-diseño"/>
     <w:p>
       <w:pPr>
         <w:pStyle w:val="Heading2"/>
@@ -2420,13 +2811,10 @@
           <w:bCs/>
           <w:b/>
         </w:rPr>
-        <w:t xml:space="preserve">Datos de quien agenda dentro de la cita</w:t>
-      </w:r>
-      <w:r>
-        <w:t xml:space="preserve"> </w:t>
-      </w:r>
-      <w:r>
-        <w:t xml:space="preserve">(y no en</w:t>
+        <w:t xml:space="preserve">Datos de quien pide la cita dentro de la cita</w:t>
+      </w:r>
+      <w:r>
+        <w:t xml:space="preserve">: permite pedirla sin cuenta. La ficha en</w:t>
       </w:r>
       <w:r>
         <w:t xml:space="preserve"> </w:t>
@@ -2435,25 +2823,13 @@
         <w:rPr>
           <w:rStyle w:val="VerbatimChar"/>
         </w:rPr>
-        <w:t xml:space="preserve">usuarios</w:t>
-      </w:r>
-      <w:r>
-        <w:t xml:space="preserve">): permite agendar sin cuenta sin llenar</w:t>
-      </w:r>
-      <w:r>
-        <w:t xml:space="preserve"> </w:t>
-      </w:r>
-      <w:r>
-        <w:rPr>
-          <w:rStyle w:val="VerbatimChar"/>
-        </w:rPr>
-        <w:t xml:space="preserve">usuarios</w:t>
-      </w:r>
-      <w:r>
-        <w:t xml:space="preserve"> </w:t>
-      </w:r>
-      <w:r>
-        <w:t xml:space="preserve">de registros de personas que quizá nunca asistan.</w:t>
+        <w:t xml:space="preserve">pacientes</w:t>
+      </w:r>
+      <w:r>
+        <w:t xml:space="preserve"> </w:t>
+      </w:r>
+      <w:r>
+        <w:t xml:space="preserve">solo se crea cuando la secretaria acepta, así no se llena de registros de solicitudes falsas o rechazadas.</w:t>
       </w:r>
     </w:p>
     <w:p>
@@ -2469,10 +2845,25 @@
           <w:bCs/>
           <w:b/>
         </w:rPr>
-        <w:t xml:space="preserve">Columna generada para la doble reserva</w:t>
-      </w:r>
-      <w:r>
-        <w:t xml:space="preserve">: la regla queda en el motor y no depende de que el código la recuerde.</w:t>
+        <w:t xml:space="preserve">Pacientes separados de</w:t>
+      </w:r>
+      <w:r>
+        <w:rPr>
+          <w:bCs/>
+          <w:b/>
+        </w:rPr>
+        <w:t xml:space="preserve"> </w:t>
+      </w:r>
+      <w:r>
+        <w:rPr>
+          <w:rStyle w:val="VerbatimChar"/>
+          <w:bCs/>
+          <w:b/>
+        </w:rPr>
+        <w:t xml:space="preserve">usuarios</w:t>
+      </w:r>
+      <w:r>
+        <w:t xml:space="preserve">: los pacientes no inician sesión, y separar las tablas evita que una ficha se pueda usar para ingresar.</w:t>
       </w:r>
     </w:p>
     <w:p>
@@ -2488,13 +2879,10 @@
           <w:bCs/>
           <w:b/>
         </w:rPr>
-        <w:t xml:space="preserve">Desactivar en vez de borrar</w:t>
-      </w:r>
-      <w:r>
-        <w:t xml:space="preserve"> </w:t>
-      </w:r>
-      <w:r>
-        <w:t xml:space="preserve">franjas, especialistas y especialidades: conserva la integridad de las citas antiguas.</w:t>
+        <w:t xml:space="preserve">Columna generada para la doble reserva</w:t>
+      </w:r>
+      <w:r>
+        <w:t xml:space="preserve">: la regla queda en el motor y no depende de que el código la recuerde.</w:t>
       </w:r>
     </w:p>
     <w:p>
@@ -2510,6 +2898,28 @@
           <w:bCs/>
           <w:b/>
         </w:rPr>
+        <w:t xml:space="preserve">Desactivar en vez de borrar</w:t>
+      </w:r>
+      <w:r>
+        <w:t xml:space="preserve"> </w:t>
+      </w:r>
+      <w:r>
+        <w:t xml:space="preserve">franjas, especialistas y especialidades: conserva la integridad de las citas antiguas.</w:t>
+      </w:r>
+    </w:p>
+    <w:p>
+      <w:pPr>
+        <w:numPr>
+          <w:ilvl w:val="0"/>
+          <w:numId w:val="1001"/>
+        </w:numPr>
+        <w:pStyle w:val="Compact"/>
+      </w:pPr>
+      <w:r>
+        <w:rPr>
+          <w:bCs/>
+          <w:b/>
+        </w:rPr>
         <w:t xml:space="preserve">Normalización:</w:t>
       </w:r>
       <w:r>
@@ -2537,8 +2947,8 @@
         <w:t xml:space="preserve">de lo que la persona escribió al agendar.</w:t>
       </w:r>
     </w:p>
-    <w:bookmarkEnd w:id="34"/>
     <w:bookmarkEnd w:id="35"/>
+    <w:bookmarkEnd w:id="36"/>
     <w:sectPr/>
   </w:body>
 </w:document>

--- a/docs/para-drive/Modelo de datos.docx
+++ b/docs/para-drive/Modelo de datos.docx
@@ -77,7 +77,7 @@
       <w:r>
         <w:drawing>
           <wp:inline>
-            <wp:extent cx="5334000" cy="8347982"/>
+            <wp:extent cx="5334000" cy="10838089"/>
             <wp:effectExtent b="0" l="0" r="0" t="0"/>
             <wp:docPr descr="Diagrama entidad-relación" title="" id="21" name="Picture"/>
             <a:graphic>
@@ -98,7 +98,7 @@
                   <pic:spPr bwMode="auto">
                     <a:xfrm>
                       <a:off x="0" y="0"/>
-                      <a:ext cx="5334000" cy="8347982"/>
+                      <a:ext cx="5334000" cy="10838089"/>
                     </a:xfrm>
                     <a:prstGeom prst="rect">
                       <a:avLst/>
@@ -839,6 +839,59 @@
               <w:rPr>
                 <w:rStyle w:val="VerbatimChar"/>
               </w:rPr>
+              <w:t xml:space="preserve">nombres</w:t>
+            </w:r>
+            <w:r>
+              <w:t xml:space="preserve">,</w:t>
+            </w:r>
+            <w:r>
+              <w:t xml:space="preserve"> </w:t>
+            </w:r>
+            <w:r>
+              <w:rPr>
+                <w:rStyle w:val="VerbatimChar"/>
+              </w:rPr>
+              <w:t xml:space="preserve">apellidos</w:t>
+            </w:r>
+          </w:p>
+        </w:tc>
+        <w:tc>
+          <w:tcPr/>
+          <w:p>
+            <w:pPr>
+              <w:pStyle w:val="Compact"/>
+              <w:jc w:val="left"/>
+            </w:pPr>
+            <w:r>
+              <w:t xml:space="preserve">VARCHAR(60)</w:t>
+            </w:r>
+          </w:p>
+        </w:tc>
+        <w:tc>
+          <w:tcPr/>
+          <w:p>
+            <w:pPr>
+              <w:pStyle w:val="Compact"/>
+              <w:jc w:val="left"/>
+            </w:pPr>
+            <w:r>
+              <w:t xml:space="preserve">Por separado desde la migración 004</w:t>
+            </w:r>
+          </w:p>
+        </w:tc>
+      </w:tr>
+      <w:tr>
+        <w:tc>
+          <w:tcPr/>
+          <w:p>
+            <w:pPr>
+              <w:pStyle w:val="Compact"/>
+              <w:jc w:val="left"/>
+            </w:pPr>
+            <w:r>
+              <w:rPr>
+                <w:rStyle w:val="VerbatimChar"/>
+              </w:rPr>
               <w:t xml:space="preserve">nombre_completo</w:t>
             </w:r>
           </w:p>
@@ -851,16 +904,140 @@
               <w:jc w:val="left"/>
             </w:pPr>
             <w:r>
-              <w:t xml:space="preserve">VARCHAR(120)</w:t>
-            </w:r>
-          </w:p>
-        </w:tc>
-        <w:tc>
-          <w:tcPr/>
-          <w:p>
-            <w:pPr>
-              <w:pStyle w:val="Compact"/>
-            </w:pPr>
+              <w:t xml:space="preserve">VARCHAR(121)</w:t>
+            </w:r>
+          </w:p>
+        </w:tc>
+        <w:tc>
+          <w:tcPr/>
+          <w:p>
+            <w:pPr>
+              <w:pStyle w:val="Compact"/>
+              <w:jc w:val="left"/>
+            </w:pPr>
+            <w:r>
+              <w:rPr>
+                <w:bCs/>
+                <w:b/>
+              </w:rPr>
+              <w:t xml:space="preserve">Columna generada</w:t>
+            </w:r>
+            <w:r>
+              <w:t xml:space="preserve">: nombres + apellidos. La búsqueda y los listados la siguen usando</w:t>
+            </w:r>
+          </w:p>
+        </w:tc>
+      </w:tr>
+      <w:tr>
+        <w:tc>
+          <w:tcPr/>
+          <w:p>
+            <w:pPr>
+              <w:pStyle w:val="Compact"/>
+              <w:jc w:val="left"/>
+            </w:pPr>
+            <w:r>
+              <w:rPr>
+                <w:rStyle w:val="VerbatimChar"/>
+              </w:rPr>
+              <w:t xml:space="preserve">tipo_documento</w:t>
+            </w:r>
+          </w:p>
+        </w:tc>
+        <w:tc>
+          <w:tcPr/>
+          <w:p>
+            <w:pPr>
+              <w:pStyle w:val="Compact"/>
+              <w:jc w:val="left"/>
+            </w:pPr>
+            <w:r>
+              <w:t xml:space="preserve">ENUM(</w:t>
+            </w:r>
+            <w:r>
+              <w:t xml:space="preserve">‘</w:t>
+            </w:r>
+            <w:r>
+              <w:t xml:space="preserve">CC</w:t>
+            </w:r>
+            <w:r>
+              <w:t xml:space="preserve">’</w:t>
+            </w:r>
+            <w:r>
+              <w:t xml:space="preserve">,</w:t>
+            </w:r>
+            <w:r>
+              <w:t xml:space="preserve">‘</w:t>
+            </w:r>
+            <w:r>
+              <w:t xml:space="preserve">TI</w:t>
+            </w:r>
+            <w:r>
+              <w:t xml:space="preserve">’</w:t>
+            </w:r>
+            <w:r>
+              <w:t xml:space="preserve">,</w:t>
+            </w:r>
+            <w:r>
+              <w:t xml:space="preserve">‘</w:t>
+            </w:r>
+            <w:r>
+              <w:t xml:space="preserve">RC</w:t>
+            </w:r>
+            <w:r>
+              <w:t xml:space="preserve">’</w:t>
+            </w:r>
+            <w:r>
+              <w:t xml:space="preserve">,</w:t>
+            </w:r>
+            <w:r>
+              <w:t xml:space="preserve">‘</w:t>
+            </w:r>
+            <w:r>
+              <w:t xml:space="preserve">CE</w:t>
+            </w:r>
+            <w:r>
+              <w:t xml:space="preserve">’</w:t>
+            </w:r>
+            <w:r>
+              <w:t xml:space="preserve">,</w:t>
+            </w:r>
+            <w:r>
+              <w:t xml:space="preserve">‘</w:t>
+            </w:r>
+            <w:r>
+              <w:t xml:space="preserve">PA</w:t>
+            </w:r>
+            <w:r>
+              <w:t xml:space="preserve">’</w:t>
+            </w:r>
+            <w:r>
+              <w:t xml:space="preserve">,</w:t>
+            </w:r>
+            <w:r>
+              <w:t xml:space="preserve">‘</w:t>
+            </w:r>
+            <w:r>
+              <w:t xml:space="preserve">PPT</w:t>
+            </w:r>
+            <w:r>
+              <w:t xml:space="preserve">’</w:t>
+            </w:r>
+            <w:r>
+              <w:t xml:space="preserve">)</w:t>
+            </w:r>
+          </w:p>
+        </w:tc>
+        <w:tc>
+          <w:tcPr/>
+          <w:p>
+            <w:pPr>
+              <w:pStyle w:val="Compact"/>
+              <w:jc w:val="left"/>
+            </w:pPr>
+            <w:r>
+              <w:t xml:space="preserve">Cédula, tarjeta de identidad, registro civil, cédula de extranjería, pasaporte, permiso por protección temporal</w:t>
+            </w:r>
           </w:p>
         </w:tc>
       </w:tr>
@@ -941,7 +1118,48 @@
               <w:jc w:val="left"/>
             </w:pPr>
             <w:r>
-              <w:t xml:space="preserve">Con indicativo (57…)</w:t>
+              <w:t xml:space="preserve">Celular (WhatsApp) con indicativo (57…)</w:t>
+            </w:r>
+          </w:p>
+        </w:tc>
+      </w:tr>
+      <w:tr>
+        <w:tc>
+          <w:tcPr/>
+          <w:p>
+            <w:pPr>
+              <w:pStyle w:val="Compact"/>
+              <w:jc w:val="left"/>
+            </w:pPr>
+            <w:r>
+              <w:rPr>
+                <w:rStyle w:val="VerbatimChar"/>
+              </w:rPr>
+              <w:t xml:space="preserve">telefono_fijo</w:t>
+            </w:r>
+          </w:p>
+        </w:tc>
+        <w:tc>
+          <w:tcPr/>
+          <w:p>
+            <w:pPr>
+              <w:pStyle w:val="Compact"/>
+              <w:jc w:val="left"/>
+            </w:pPr>
+            <w:r>
+              <w:t xml:space="preserve">VARCHAR(20) NULL</w:t>
+            </w:r>
+          </w:p>
+        </w:tc>
+        <w:tc>
+          <w:tcPr/>
+          <w:p>
+            <w:pPr>
+              <w:pStyle w:val="Compact"/>
+              <w:jc w:val="left"/>
+            </w:pPr>
+            <w:r>
+              <w:t xml:space="preserve">Opcional</w:t>
             </w:r>
           </w:p>
         </w:tc>
@@ -1045,6 +1263,47 @@
             <w:pPr>
               <w:pStyle w:val="Compact"/>
             </w:pPr>
+          </w:p>
+        </w:tc>
+      </w:tr>
+      <w:tr>
+        <w:tc>
+          <w:tcPr/>
+          <w:p>
+            <w:pPr>
+              <w:pStyle w:val="Compact"/>
+              <w:jc w:val="left"/>
+            </w:pPr>
+            <w:r>
+              <w:rPr>
+                <w:rStyle w:val="VerbatimChar"/>
+              </w:rPr>
+              <w:t xml:space="preserve">motivo_consulta</w:t>
+            </w:r>
+          </w:p>
+        </w:tc>
+        <w:tc>
+          <w:tcPr/>
+          <w:p>
+            <w:pPr>
+              <w:pStyle w:val="Compact"/>
+              <w:jc w:val="left"/>
+            </w:pPr>
+            <w:r>
+              <w:t xml:space="preserve">VARCHAR(500) NULL</w:t>
+            </w:r>
+          </w:p>
+        </w:tc>
+        <w:tc>
+          <w:tcPr/>
+          <w:p>
+            <w:pPr>
+              <w:pStyle w:val="Compact"/>
+              <w:jc w:val="left"/>
+            </w:pPr>
+            <w:r>
+              <w:t xml:space="preserve">A qué vino, cuando la secretaria lo registra en el consultorio</w:t>
+            </w:r>
           </w:p>
         </w:tc>
       </w:tr>
@@ -1877,6 +2136,47 @@
               <w:rPr>
                 <w:rStyle w:val="VerbatimChar"/>
               </w:rPr>
+              <w:t xml:space="preserve">franja_anterior_id</w:t>
+            </w:r>
+          </w:p>
+        </w:tc>
+        <w:tc>
+          <w:tcPr/>
+          <w:p>
+            <w:pPr>
+              <w:pStyle w:val="Compact"/>
+              <w:jc w:val="left"/>
+            </w:pPr>
+            <w:r>
+              <w:t xml:space="preserve">FK → franjas_horarias (NULL). La hora que tenía antes de que el paciente la reprogramara desde su enlace; el panel la muestra en la solicitud como</w:t>
+            </w:r>
+            <w:r>
+              <w:t xml:space="preserve"> </w:t>
+            </w:r>
+            <w:r>
+              <w:t xml:space="preserve">“</w:t>
+            </w:r>
+            <w:r>
+              <w:t xml:space="preserve">Cambio de hora</w:t>
+            </w:r>
+            <w:r>
+              <w:t xml:space="preserve">”</w:t>
+            </w:r>
+          </w:p>
+        </w:tc>
+      </w:tr>
+      <w:tr>
+        <w:tc>
+          <w:tcPr/>
+          <w:p>
+            <w:pPr>
+              <w:pStyle w:val="Compact"/>
+              <w:jc w:val="left"/>
+            </w:pPr>
+            <w:r>
+              <w:rPr>
+                <w:rStyle w:val="VerbatimChar"/>
+              </w:rPr>
               <w:t xml:space="preserve">estado</w:t>
             </w:r>
           </w:p>
@@ -1972,10 +2272,144 @@
               <w:rPr>
                 <w:rStyle w:val="VerbatimChar"/>
               </w:rPr>
+              <w:t xml:space="preserve">nombres_paciente</w:t>
+            </w:r>
+            <w:r>
+              <w:t xml:space="preserve">,</w:t>
+            </w:r>
+            <w:r>
+              <w:t xml:space="preserve"> </w:t>
+            </w:r>
+            <w:r>
+              <w:rPr>
+                <w:rStyle w:val="VerbatimChar"/>
+              </w:rPr>
+              <w:t xml:space="preserve">apellidos_paciente</w:t>
+            </w:r>
+            <w:r>
+              <w:t xml:space="preserve">,</w:t>
+            </w:r>
+            <w:r>
+              <w:t xml:space="preserve"> </w:t>
+            </w:r>
+            <w:r>
+              <w:rPr>
+                <w:rStyle w:val="VerbatimChar"/>
+              </w:rPr>
+              <w:t xml:space="preserve">tipo_documento_paciente</w:t>
+            </w:r>
+            <w:r>
+              <w:t xml:space="preserve">,</w:t>
+            </w:r>
+            <w:r>
+              <w:t xml:space="preserve"> </w:t>
+            </w:r>
+            <w:r>
+              <w:rPr>
+                <w:rStyle w:val="VerbatimChar"/>
+              </w:rPr>
+              <w:t xml:space="preserve">documento_paciente</w:t>
+            </w:r>
+            <w:r>
+              <w:t xml:space="preserve">,</w:t>
+            </w:r>
+            <w:r>
+              <w:t xml:space="preserve"> </w:t>
+            </w:r>
+            <w:r>
+              <w:rPr>
+                <w:rStyle w:val="VerbatimChar"/>
+              </w:rPr>
+              <w:t xml:space="preserve">telefono_paciente</w:t>
+            </w:r>
+            <w:r>
+              <w:t xml:space="preserve">,</w:t>
+            </w:r>
+            <w:r>
+              <w:t xml:space="preserve"> </w:t>
+            </w:r>
+            <w:r>
+              <w:rPr>
+                <w:rStyle w:val="VerbatimChar"/>
+              </w:rPr>
+              <w:t xml:space="preserve">correo_paciente</w:t>
+            </w:r>
+          </w:p>
+        </w:tc>
+        <w:tc>
+          <w:tcPr/>
+          <w:p>
+            <w:pPr>
+              <w:pStyle w:val="Compact"/>
+              <w:jc w:val="left"/>
+            </w:pPr>
+            <w:r>
+              <w:t xml:space="preserve">Datos de quien pide la cita; todos obligatorios (el correo es NULL en citas anteriores al 9 de octubre)</w:t>
+            </w:r>
+          </w:p>
+        </w:tc>
+      </w:tr>
+      <w:tr>
+        <w:tc>
+          <w:tcPr/>
+          <w:p>
+            <w:pPr>
+              <w:pStyle w:val="Compact"/>
+              <w:jc w:val="left"/>
+            </w:pPr>
+            <w:r>
+              <w:rPr>
+                <w:rStyle w:val="VerbatimChar"/>
+              </w:rPr>
+              <w:t xml:space="preserve">telefono_fijo_paciente</w:t>
+            </w:r>
+          </w:p>
+        </w:tc>
+        <w:tc>
+          <w:tcPr/>
+          <w:p>
+            <w:pPr>
+              <w:pStyle w:val="Compact"/>
+              <w:jc w:val="left"/>
+            </w:pPr>
+            <w:r>
+              <w:t xml:space="preserve">Opcional</w:t>
+            </w:r>
+          </w:p>
+        </w:tc>
+      </w:tr>
+      <w:tr>
+        <w:tc>
+          <w:tcPr/>
+          <w:p>
+            <w:pPr>
+              <w:pStyle w:val="Compact"/>
+              <w:jc w:val="left"/>
+            </w:pPr>
+            <w:r>
+              <w:rPr>
+                <w:rStyle w:val="VerbatimChar"/>
+              </w:rPr>
               <w:t xml:space="preserve">nombre_paciente</w:t>
             </w:r>
-            <w:r>
-              <w:t xml:space="preserve">,</w:t>
+          </w:p>
+        </w:tc>
+        <w:tc>
+          <w:tcPr/>
+          <w:p>
+            <w:pPr>
+              <w:pStyle w:val="Compact"/>
+              <w:jc w:val="left"/>
+            </w:pPr>
+            <w:r>
+              <w:rPr>
+                <w:bCs/>
+                <w:b/>
+              </w:rPr>
+              <w:t xml:space="preserve">Columna generada</w:t>
+            </w:r>
+            <w:r>
+              <w:t xml:space="preserve">: nombres + apellidos (la usan la agenda, los mensajes y la vista</w:t>
             </w:r>
             <w:r>
               <w:t xml:space="preserve"> </w:t>
@@ -1984,43 +2418,10 @@
               <w:rPr>
                 <w:rStyle w:val="VerbatimChar"/>
               </w:rPr>
-              <w:t xml:space="preserve">documento_paciente</w:t>
-            </w:r>
-            <w:r>
-              <w:t xml:space="preserve">,</w:t>
-            </w:r>
-            <w:r>
-              <w:t xml:space="preserve"> </w:t>
-            </w:r>
-            <w:r>
-              <w:rPr>
-                <w:rStyle w:val="VerbatimChar"/>
-              </w:rPr>
-              <w:t xml:space="preserve">telefono_paciente</w:t>
-            </w:r>
-            <w:r>
-              <w:t xml:space="preserve">,</w:t>
-            </w:r>
-            <w:r>
-              <w:t xml:space="preserve"> </w:t>
-            </w:r>
-            <w:r>
-              <w:rPr>
-                <w:rStyle w:val="VerbatimChar"/>
-              </w:rPr>
-              <w:t xml:space="preserve">correo_paciente</w:t>
-            </w:r>
-          </w:p>
-        </w:tc>
-        <w:tc>
-          <w:tcPr/>
-          <w:p>
-            <w:pPr>
-              <w:pStyle w:val="Compact"/>
-              <w:jc w:val="left"/>
-            </w:pPr>
-            <w:r>
-              <w:t xml:space="preserve">Datos de quien pide la cita; todos obligatorios (el correo es NULL en citas anteriores al 9 de octubre)</w:t>
+              <w:t xml:space="preserve">v_agenda</w:t>
+            </w:r>
+            <w:r>
+              <w:t xml:space="preserve">)</w:t>
             </w:r>
           </w:p>
         </w:tc>

--- a/docs/para-drive/Modelo de datos.docx
+++ b/docs/para-drive/Modelo de datos.docx
@@ -77,7 +77,7 @@
       <w:r>
         <w:drawing>
           <wp:inline>
-            <wp:extent cx="5334000" cy="10838089"/>
+            <wp:extent cx="5334000" cy="10994571"/>
             <wp:effectExtent b="0" l="0" r="0" t="0"/>
             <wp:docPr descr="Diagrama entidad-relación" title="" id="21" name="Picture"/>
             <a:graphic>
@@ -98,7 +98,7 @@
                   <pic:spPr bwMode="auto">
                     <a:xfrm>
                       <a:off x="0" y="0"/>
-                      <a:ext cx="5334000" cy="10838089"/>
+                      <a:ext cx="5334000" cy="10994571"/>
                     </a:xfrm>
                     <a:prstGeom prst="rect">
                       <a:avLst/>
@@ -716,7 +716,7 @@
         <w:pStyle w:val="FirstParagraph"/>
       </w:pPr>
       <w:r>
-        <w:t xml:space="preserve">Ficha de cada paciente, sin usuario ni contraseña. Se crea sola al aceptar su primera cita pedida por la web (</w:t>
+        <w:t xml:space="preserve">Ficha de cada paciente, sin usuario ni contraseña. Se crea sola cuando pide su primera cita por la web (</w:t>
       </w:r>
       <w:r>
         <w:rPr>
@@ -2078,7 +2078,7 @@
               <w:jc w:val="left"/>
             </w:pPr>
             <w:r>
-              <w:t xml:space="preserve">FK → pacientes. NULL mientras la cita pedida por la web está pendiente; se llena al aceptarla</w:t>
+              <w:t xml:space="preserve">FK → pacientes. Se llena al pedir la cita (ficha nueva o existente con el mismo celular o correo). Queda NULL si el documento ya tenía ficha pero no coincide ni el celular ni el correo</w:t>
             </w:r>
           </w:p>
         </w:tc>
@@ -2148,7 +2148,7 @@
               <w:jc w:val="left"/>
             </w:pPr>
             <w:r>
-              <w:t xml:space="preserve">FK → franjas_horarias (NULL). La hora que tenía antes de que el paciente la reprogramara desde su enlace; el panel la muestra en la solicitud como</w:t>
+              <w:t xml:space="preserve">FK → franjas_horarias (NULL). La hora que tenía antes de que el paciente la reprogramara desde su enlace; el panel la muestra en Novedades de la web y en la agenda; antes la mostraba en la solicitud como</w:t>
             </w:r>
             <w:r>
               <w:t xml:space="preserve"> </w:t>
@@ -2192,13 +2192,64 @@
               <w:rPr>
                 <w:rStyle w:val="VerbatimChar"/>
               </w:rPr>
+              <w:t xml:space="preserve">confirmada</w:t>
+            </w:r>
+            <w:r>
+              <w:t xml:space="preserve"> </w:t>
+            </w:r>
+            <w:r>
+              <w:t xml:space="preserve">(por defecto: toda cita nace confirmada),</w:t>
+            </w:r>
+            <w:r>
+              <w:t xml:space="preserve"> </w:t>
+            </w:r>
+            <w:r>
+              <w:rPr>
+                <w:rStyle w:val="VerbatimChar"/>
+              </w:rPr>
+              <w:t xml:space="preserve">cancelada</w:t>
+            </w:r>
+            <w:r>
+              <w:t xml:space="preserve">,</w:t>
+            </w:r>
+            <w:r>
+              <w:t xml:space="preserve"> </w:t>
+            </w:r>
+            <w:r>
+              <w:rPr>
+                <w:rStyle w:val="VerbatimChar"/>
+              </w:rPr>
+              <w:t xml:space="preserve">atendida</w:t>
+            </w:r>
+            <w:r>
+              <w:t xml:space="preserve">,</w:t>
+            </w:r>
+            <w:r>
+              <w:t xml:space="preserve"> </w:t>
+            </w:r>
+            <w:r>
+              <w:rPr>
+                <w:rStyle w:val="VerbatimChar"/>
+              </w:rPr>
+              <w:t xml:space="preserve">no_asistio</w:t>
+            </w:r>
+            <w:r>
+              <w:t xml:space="preserve">.</w:t>
+            </w:r>
+            <w:r>
+              <w:t xml:space="preserve"> </w:t>
+            </w:r>
+            <w:r>
+              <w:rPr>
+                <w:rStyle w:val="VerbatimChar"/>
+              </w:rPr>
               <w:t xml:space="preserve">pendiente</w:t>
             </w:r>
             <w:r>
               <w:t xml:space="preserve"> </w:t>
             </w:r>
             <w:r>
-              <w:t xml:space="preserve">(pedida por la web),</w:t>
+              <w:t xml:space="preserve">y</w:t>
             </w:r>
             <w:r>
               <w:t xml:space="preserve"> </w:t>
@@ -2207,34 +2258,51 @@
               <w:rPr>
                 <w:rStyle w:val="VerbatimChar"/>
               </w:rPr>
-              <w:t xml:space="preserve">confirmada</w:t>
-            </w:r>
-            <w:r>
-              <w:t xml:space="preserve">,</w:t>
+              <w:t xml:space="preserve">rechazada</w:t>
             </w:r>
             <w:r>
               <w:t xml:space="preserve"> </w:t>
             </w:r>
             <w:r>
-              <w:rPr>
-                <w:rStyle w:val="VerbatimChar"/>
-              </w:rPr>
-              <w:t xml:space="preserve">rechazada</w:t>
-            </w:r>
-            <w:r>
-              <w:t xml:space="preserve">,</w:t>
+              <w:t xml:space="preserve">quedan de antes de la migración 005, cuando la secretaria aprobaba las citas de la web</w:t>
+            </w:r>
+          </w:p>
+        </w:tc>
+      </w:tr>
+      <w:tr>
+        <w:tc>
+          <w:tcPr/>
+          <w:p>
+            <w:pPr>
+              <w:pStyle w:val="Compact"/>
+              <w:jc w:val="left"/>
+            </w:pPr>
+            <w:r>
+              <w:rPr>
+                <w:rStyle w:val="VerbatimChar"/>
+              </w:rPr>
+              <w:t xml:space="preserve">origen</w:t>
+            </w:r>
+          </w:p>
+        </w:tc>
+        <w:tc>
+          <w:tcPr/>
+          <w:p>
+            <w:pPr>
+              <w:pStyle w:val="Compact"/>
+              <w:jc w:val="left"/>
+            </w:pPr>
+            <w:r>
+              <w:rPr>
+                <w:rStyle w:val="VerbatimChar"/>
+              </w:rPr>
+              <w:t xml:space="preserve">web</w:t>
             </w:r>
             <w:r>
               <w:t xml:space="preserve"> </w:t>
             </w:r>
             <w:r>
-              <w:rPr>
-                <w:rStyle w:val="VerbatimChar"/>
-              </w:rPr>
-              <w:t xml:space="preserve">cancelada</w:t>
-            </w:r>
-            <w:r>
-              <w:t xml:space="preserve">,</w:t>
+              <w:t xml:space="preserve">(la pidió el paciente) o</w:t>
             </w:r>
             <w:r>
               <w:t xml:space="preserve"> </w:t>
@@ -2243,19 +2311,40 @@
               <w:rPr>
                 <w:rStyle w:val="VerbatimChar"/>
               </w:rPr>
-              <w:t xml:space="preserve">atendida</w:t>
-            </w:r>
-            <w:r>
-              <w:t xml:space="preserve">,</w:t>
+              <w:t xml:space="preserve">consultorio</w:t>
             </w:r>
             <w:r>
               <w:t xml:space="preserve"> </w:t>
             </w:r>
             <w:r>
-              <w:rPr>
-                <w:rStyle w:val="VerbatimChar"/>
-              </w:rPr>
-              <w:t xml:space="preserve">no_asistio</w:t>
+              <w:t xml:space="preserve">(la agendó la secretaria).</w:t>
+            </w:r>
+            <w:r>
+              <w:t xml:space="preserve"> </w:t>
+            </w:r>
+            <w:r>
+              <w:t xml:space="preserve">“</w:t>
+            </w:r>
+            <w:r>
+              <w:t xml:space="preserve">Novedades de la web</w:t>
+            </w:r>
+            <w:r>
+              <w:t xml:space="preserve">”</w:t>
+            </w:r>
+            <w:r>
+              <w:t xml:space="preserve"> </w:t>
+            </w:r>
+            <w:r>
+              <w:t xml:space="preserve">usa las de origen</w:t>
+            </w:r>
+            <w:r>
+              <w:t xml:space="preserve"> </w:t>
+            </w:r>
+            <w:r>
+              <w:rPr>
+                <w:rStyle w:val="VerbatimChar"/>
+              </w:rPr>
+              <w:t xml:space="preserve">web</w:t>
             </w:r>
           </w:p>
         </w:tc>
@@ -3230,7 +3319,7 @@
         <w:t xml:space="preserve"> </w:t>
       </w:r>
       <w:r>
-        <w:t xml:space="preserve">solo se crea cuando la secretaria acepta, así no se llena de registros de solicitudes falsas o rechazadas.</w:t>
+        <w:t xml:space="preserve">se crea al pedir la primera cita; los datos de la cita se conservan tal como se escribieron aunque la ficha cambie, así no se llena de registros de solicitudes falsas o rechazadas.</w:t>
       </w:r>
     </w:p>
     <w:p>

--- a/docs/para-drive/Modelo de datos.docx
+++ b/docs/para-drive/Modelo de datos.docx
@@ -1722,6 +1722,119 @@
       </w:pPr>
       <w:r>
         <w:t xml:space="preserve">Odontólogos que atienden. No tienen usuario. La tabla intermedia (llave primaria compuesta) permite que un especialista atienda varias especialidades.</w:t>
+      </w:r>
+    </w:p>
+    <w:p>
+      <w:pPr>
+        <w:pStyle w:val="BodyText"/>
+      </w:pPr>
+      <w:r>
+        <w:t xml:space="preserve">Perfil interno, que solo ve la dueña (migración 007):</w:t>
+      </w:r>
+      <w:r>
+        <w:t xml:space="preserve"> </w:t>
+      </w:r>
+      <w:r>
+        <w:rPr>
+          <w:rStyle w:val="VerbatimChar"/>
+        </w:rPr>
+        <w:t xml:space="preserve">titulo</w:t>
+      </w:r>
+      <w:r>
+        <w:t xml:space="preserve"> </w:t>
+      </w:r>
+      <w:r>
+        <w:t xml:space="preserve">(opcional, hasta 120 caracteres),</w:t>
+      </w:r>
+      <w:r>
+        <w:t xml:space="preserve"> </w:t>
+      </w:r>
+      <w:r>
+        <w:rPr>
+          <w:rStyle w:val="VerbatimChar"/>
+        </w:rPr>
+        <w:t xml:space="preserve">foto</w:t>
+      </w:r>
+      <w:r>
+        <w:t xml:space="preserve"> </w:t>
+      </w:r>
+      <w:r>
+        <w:t xml:space="preserve">(</w:t>
+      </w:r>
+      <w:r>
+        <w:rPr>
+          <w:rStyle w:val="VerbatimChar"/>
+        </w:rPr>
+        <w:t xml:space="preserve">MEDIUMBLOB</w:t>
+      </w:r>
+      <w:r>
+        <w:t xml:space="preserve">, JPG de 400×400 px que reduce el panel) y</w:t>
+      </w:r>
+      <w:r>
+        <w:t xml:space="preserve"> </w:t>
+      </w:r>
+      <w:r>
+        <w:rPr>
+          <w:rStyle w:val="VerbatimChar"/>
+        </w:rPr>
+        <w:t xml:space="preserve">foto_tipo</w:t>
+      </w:r>
+      <w:r>
+        <w:t xml:space="preserve"> </w:t>
+      </w:r>
+      <w:r>
+        <w:t xml:space="preserve">(</w:t>
+      </w:r>
+      <w:r>
+        <w:rPr>
+          <w:rStyle w:val="VerbatimChar"/>
+        </w:rPr>
+        <w:t xml:space="preserve">image/jpeg</w:t>
+      </w:r>
+      <w:r>
+        <w:t xml:space="preserve">,</w:t>
+      </w:r>
+      <w:r>
+        <w:t xml:space="preserve"> </w:t>
+      </w:r>
+      <w:r>
+        <w:rPr>
+          <w:rStyle w:val="VerbatimChar"/>
+        </w:rPr>
+        <w:t xml:space="preserve">image/png</w:t>
+      </w:r>
+      <w:r>
+        <w:t xml:space="preserve"> </w:t>
+      </w:r>
+      <w:r>
+        <w:t xml:space="preserve">o</w:t>
+      </w:r>
+      <w:r>
+        <w:t xml:space="preserve"> </w:t>
+      </w:r>
+      <w:r>
+        <w:rPr>
+          <w:rStyle w:val="VerbatimChar"/>
+        </w:rPr>
+        <w:t xml:space="preserve">image/webp</w:t>
+      </w:r>
+      <w:r>
+        <w:t xml:space="preserve">). La foto vive en la base y no como archivo porque el servidor publicado borra los archivos en cada despliegue.</w:t>
+      </w:r>
+      <w:r>
+        <w:t xml:space="preserve"> </w:t>
+      </w:r>
+      <w:r>
+        <w:rPr>
+          <w:rStyle w:val="VerbatimChar"/>
+        </w:rPr>
+        <w:t xml:space="preserve">actualizado_en</w:t>
+      </w:r>
+      <w:r>
+        <w:t xml:space="preserve"> </w:t>
+      </w:r>
+      <w:r>
+        <w:t xml:space="preserve">registra el último cambio.</w:t>
       </w:r>
     </w:p>
     <w:bookmarkEnd w:id="27"/>

--- a/docs/para-drive/Modelo de datos.docx
+++ b/docs/para-drive/Modelo de datos.docx
@@ -2,7 +2,7 @@
 <file path=word/document.xml><?xml version="1.0" encoding="utf-8"?>
 <w:document xmlns:w="http://schemas.openxmlformats.org/wordprocessingml/2006/main" xmlns:m="http://schemas.openxmlformats.org/officeDocument/2006/math" xmlns:r="http://schemas.openxmlformats.org/officeDocument/2006/relationships" xmlns:o="urn:schemas-microsoft-com:office:office" xmlns:v="urn:schemas-microsoft-com:vml" xmlns:w10="urn:schemas-microsoft-com:office:word" xmlns:a="http://schemas.openxmlformats.org/drawingml/2006/main" xmlns:pic="http://schemas.openxmlformats.org/drawingml/2006/picture" xmlns:wp="http://schemas.openxmlformats.org/drawingml/2006/wordprocessingDrawing">
   <w:body>
-    <w:bookmarkStart w:id="36" w:name="modelo-de-datos-arte-odontológico"/>
+    <w:bookmarkStart w:id="37" w:name="modelo-de-datos-arte-odontológico"/>
     <w:p>
       <w:pPr>
         <w:pStyle w:val="Heading1"/>
@@ -16,7 +16,7 @@
         <w:pStyle w:val="FirstParagraph"/>
       </w:pPr>
       <w:r>
-        <w:t xml:space="preserve">Versión del 9 de octubre de 2026 · MySQL 8.0 · motor InnoDB · codificación</w:t>
+        <w:t xml:space="preserve">Versión del 22 de octubre de 2026 · MySQL 8.0 · motor InnoDB · codificación</w:t>
       </w:r>
       <w:r>
         <w:t xml:space="preserve"> </w:t>
@@ -77,7 +77,7 @@
       <w:r>
         <w:drawing>
           <wp:inline>
-            <wp:extent cx="5334000" cy="10994571"/>
+            <wp:extent cx="5334000" cy="5191125"/>
             <wp:effectExtent b="0" l="0" r="0" t="0"/>
             <wp:docPr descr="Diagrama entidad-relación" title="" id="21" name="Picture"/>
             <a:graphic>
@@ -98,7 +98,7 @@
                   <pic:spPr bwMode="auto">
                     <a:xfrm>
                       <a:off x="0" y="0"/>
-                      <a:ext cx="5334000" cy="10994571"/>
+                      <a:ext cx="5334000" cy="5191125"/>
                     </a:xfrm>
                     <a:prstGeom prst="rect">
                       <a:avLst/>
@@ -175,7 +175,7 @@
         <w:t xml:space="preserve"> </w:t>
       </w:r>
       <w:r>
-        <w:t xml:space="preserve">- Cada paciente tiene su historia clínica. Los pacientes no inician sesión: en</w:t>
+        <w:t xml:space="preserve">- Cada paciente tiene su historia clínica y su odontograma. Los pacientes no inician sesión: en</w:t>
       </w:r>
       <w:r>
         <w:t xml:space="preserve"> </w:t>
@@ -190,11 +190,74 @@
         <w:t xml:space="preserve"> </w:t>
       </w:r>
       <w:r>
-        <w:t xml:space="preserve">solo está la secretaria.</w:t>
+        <w:t xml:space="preserve">solo están la secretaria (</w:t>
+      </w:r>
+      <w:r>
+        <w:rPr>
+          <w:rStyle w:val="VerbatimChar"/>
+        </w:rPr>
+        <w:t xml:space="preserve">administrador</w:t>
+      </w:r>
+      <w:r>
+        <w:t xml:space="preserve">) y la propietaria (</w:t>
+      </w:r>
+      <w:r>
+        <w:rPr>
+          <w:rStyle w:val="VerbatimChar"/>
+        </w:rPr>
+        <w:t xml:space="preserve">superadmin</w:t>
+      </w:r>
+      <w:r>
+        <w:t xml:space="preserve">).</w:t>
+      </w:r>
+      <w:r>
+        <w:t xml:space="preserve"> </w:t>
+      </w:r>
+      <w:r>
+        <w:t xml:space="preserve">- Las correcciones de la historia y las anulaciones del odontograma las pide un administrador y las aprueba la propietaria (columnas</w:t>
+      </w:r>
+      <w:r>
+        <w:t xml:space="preserve"> </w:t>
+      </w:r>
+      <w:r>
+        <w:rPr>
+          <w:rStyle w:val="VerbatimChar"/>
+        </w:rPr>
+        <w:t xml:space="preserve">estado</w:t>
+      </w:r>
+      <w:r>
+        <w:t xml:space="preserve">,</w:t>
+      </w:r>
+      <w:r>
+        <w:t xml:space="preserve"> </w:t>
+      </w:r>
+      <w:r>
+        <w:rPr>
+          <w:rStyle w:val="VerbatimChar"/>
+        </w:rPr>
+        <w:t xml:space="preserve">revisado_por</w:t>
+      </w:r>
+      <w:r>
+        <w:t xml:space="preserve"> </w:t>
+      </w:r>
+      <w:r>
+        <w:t xml:space="preserve">y</w:t>
+      </w:r>
+      <w:r>
+        <w:t xml:space="preserve"> </w:t>
+      </w:r>
+      <w:r>
+        <w:rPr>
+          <w:rStyle w:val="VerbatimChar"/>
+        </w:rPr>
+        <w:t xml:space="preserve">anulacion*</w:t>
+      </w:r>
+      <w:r>
+        <w:t xml:space="preserve">).</w:t>
       </w:r>
     </w:p>
     <w:bookmarkEnd w:id="23"/>
-    <w:bookmarkStart w:id="34" w:name="tablas"/>
+    <w:bookmarkStart w:id="35" w:name="tablas"/>
     <w:p>
       <w:pPr>
         <w:pStyle w:val="Heading2"/>
@@ -230,6 +293,30 @@
           <w:rStyle w:val="VerbatimChar"/>
         </w:rPr>
         <w:t xml:space="preserve">administrador</w:t>
+      </w:r>
+      <w:r>
+        <w:t xml:space="preserve">) y la propietaria (rol</w:t>
+      </w:r>
+      <w:r>
+        <w:t xml:space="preserve"> </w:t>
+      </w:r>
+      <w:r>
+        <w:rPr>
+          <w:rStyle w:val="VerbatimChar"/>
+        </w:rPr>
+        <w:t xml:space="preserve">superadmin</w:t>
+      </w:r>
+      <w:r>
+        <w:t xml:space="preserve">, que solo se crea con</w:t>
+      </w:r>
+      <w:r>
+        <w:t xml:space="preserve"> </w:t>
+      </w:r>
+      <w:r>
+        <w:rPr>
+          <w:rStyle w:val="VerbatimChar"/>
+        </w:rPr>
+        <w:t xml:space="preserve">npm run superadmin</w:t>
       </w:r>
       <w:r>
         <w:t xml:space="preserve">). El valor</w:t>
@@ -589,6 +676,18 @@
               <w:t xml:space="preserve">’</w:t>
             </w:r>
             <w:r>
+              <w:t xml:space="preserve">,</w:t>
+            </w:r>
+            <w:r>
+              <w:t xml:space="preserve">‘</w:t>
+            </w:r>
+            <w:r>
+              <w:t xml:space="preserve">superadmin</w:t>
+            </w:r>
+            <w:r>
+              <w:t xml:space="preserve">’</w:t>
+            </w:r>
+            <w:r>
               <w:t xml:space="preserve">)</w:t>
             </w:r>
           </w:p>
@@ -611,6 +710,24 @@
                 <w:rStyle w:val="VerbatimChar"/>
               </w:rPr>
               <w:t xml:space="preserve">administrador</w:t>
+            </w:r>
+            <w:r>
+              <w:t xml:space="preserve">.</w:t>
+            </w:r>
+            <w:r>
+              <w:t xml:space="preserve"> </w:t>
+            </w:r>
+            <w:r>
+              <w:rPr>
+                <w:rStyle w:val="VerbatimChar"/>
+              </w:rPr>
+              <w:t xml:space="preserve">paciente</w:t>
+            </w:r>
+            <w:r>
+              <w:t xml:space="preserve"> </w:t>
+            </w:r>
+            <w:r>
+              <w:t xml:space="preserve">es un valor heredado que ninguna cuenta usa</w:t>
             </w:r>
           </w:p>
         </w:tc>
@@ -2912,6 +3029,45 @@
         <w:rPr>
           <w:rStyle w:val="VerbatimChar"/>
         </w:rPr>
+        <w:t xml:space="preserve">canal</w:t>
+      </w:r>
+      <w:r>
+        <w:t xml:space="preserve"> </w:t>
+      </w:r>
+      <w:r>
+        <w:t xml:space="preserve">(</w:t>
+      </w:r>
+      <w:r>
+        <w:rPr>
+          <w:rStyle w:val="VerbatimChar"/>
+        </w:rPr>
+        <w:t xml:space="preserve">whatsapp</w:t>
+      </w:r>
+      <w:r>
+        <w:t xml:space="preserve">; el valor</w:t>
+      </w:r>
+      <w:r>
+        <w:t xml:space="preserve"> </w:t>
+      </w:r>
+      <w:r>
+        <w:rPr>
+          <w:rStyle w:val="VerbatimChar"/>
+        </w:rPr>
+        <w:t xml:space="preserve">correo</w:t>
+      </w:r>
+      <w:r>
+        <w:t xml:space="preserve"> </w:t>
+      </w:r>
+      <w:r>
+        <w:t xml:space="preserve">quedó del diseño inicial y no se usa),</w:t>
+      </w:r>
+      <w:r>
+        <w:t xml:space="preserve"> </w:t>
+      </w:r>
+      <w:r>
+        <w:rPr>
+          <w:rStyle w:val="VerbatimChar"/>
+        </w:rPr>
         <w:t xml:space="preserve">tipo</w:t>
       </w:r>
       <w:r>
@@ -3084,7 +3240,7 @@
     <w:tbl>
       <w:tblPr>
         <w:tblStyle w:val="Table"/>
-        <w:tblW w:type="auto" w:w="0"/>
+        <w:tblW w:type="pct" w:w="5000"/>
         <w:tblLook w:firstRow="1" w:lastRow="0" w:firstColumn="0" w:lastColumn="0" w:noHBand="0" w:noVBand="0" w:val="0020"/>
         <w:jc w:val="start"/>
       </w:tblPr>
@@ -3310,6 +3466,121 @@
               <w:rPr>
                 <w:rStyle w:val="VerbatimChar"/>
               </w:rPr>
+              <w:t xml:space="preserve">estado</w:t>
+            </w:r>
+          </w:p>
+        </w:tc>
+        <w:tc>
+          <w:tcPr/>
+          <w:p>
+            <w:pPr>
+              <w:pStyle w:val="Compact"/>
+              <w:jc w:val="left"/>
+            </w:pPr>
+            <w:r>
+              <w:rPr>
+                <w:rStyle w:val="VerbatimChar"/>
+              </w:rPr>
+              <w:t xml:space="preserve">vigente</w:t>
+            </w:r>
+            <w:r>
+              <w:t xml:space="preserve"> </w:t>
+            </w:r>
+            <w:r>
+              <w:t xml:space="preserve">(por defecto),</w:t>
+            </w:r>
+            <w:r>
+              <w:t xml:space="preserve"> </w:t>
+            </w:r>
+            <w:r>
+              <w:rPr>
+                <w:rStyle w:val="VerbatimChar"/>
+              </w:rPr>
+              <w:t xml:space="preserve">pendiente</w:t>
+            </w:r>
+            <w:r>
+              <w:t xml:space="preserve"> </w:t>
+            </w:r>
+            <w:r>
+              <w:t xml:space="preserve">(corrección pedida por un administrador, a la espera de la propietaria) o</w:t>
+            </w:r>
+            <w:r>
+              <w:t xml:space="preserve"> </w:t>
+            </w:r>
+            <w:r>
+              <w:rPr>
+                <w:rStyle w:val="VerbatimChar"/>
+              </w:rPr>
+              <w:t xml:space="preserve">rechazada</w:t>
+            </w:r>
+          </w:p>
+        </w:tc>
+      </w:tr>
+      <w:tr>
+        <w:tc>
+          <w:tcPr/>
+          <w:p>
+            <w:pPr>
+              <w:pStyle w:val="Compact"/>
+              <w:jc w:val="left"/>
+            </w:pPr>
+            <w:r>
+              <w:rPr>
+                <w:rStyle w:val="VerbatimChar"/>
+              </w:rPr>
+              <w:t xml:space="preserve">revisado_por</w:t>
+            </w:r>
+            <w:r>
+              <w:t xml:space="preserve">,</w:t>
+            </w:r>
+            <w:r>
+              <w:t xml:space="preserve"> </w:t>
+            </w:r>
+            <w:r>
+              <w:rPr>
+                <w:rStyle w:val="VerbatimChar"/>
+              </w:rPr>
+              <w:t xml:space="preserve">revisado_en</w:t>
+            </w:r>
+            <w:r>
+              <w:t xml:space="preserve">,</w:t>
+            </w:r>
+            <w:r>
+              <w:t xml:space="preserve"> </w:t>
+            </w:r>
+            <w:r>
+              <w:rPr>
+                <w:rStyle w:val="VerbatimChar"/>
+              </w:rPr>
+              <w:t xml:space="preserve">motivo_rechazo</w:t>
+            </w:r>
+          </w:p>
+        </w:tc>
+        <w:tc>
+          <w:tcPr/>
+          <w:p>
+            <w:pPr>
+              <w:pStyle w:val="Compact"/>
+              <w:jc w:val="left"/>
+            </w:pPr>
+            <w:r>
+              <w:t xml:space="preserve">Quién la aprobó o rechazó, cuándo y por qué</w:t>
+            </w:r>
+          </w:p>
+        </w:tc>
+      </w:tr>
+      <w:tr>
+        <w:tc>
+          <w:tcPr/>
+          <w:p>
+            <w:pPr>
+              <w:pStyle w:val="Compact"/>
+              <w:jc w:val="left"/>
+            </w:pPr>
+            <w:r>
+              <w:rPr>
+                <w:rStyle w:val="VerbatimChar"/>
+              </w:rPr>
               <w:t xml:space="preserve">creado_por</w:t>
             </w:r>
             <w:r>
@@ -3345,7 +3616,7 @@
         <w:pStyle w:val="BodyText"/>
       </w:pPr>
       <w:r>
-        <w:t xml:space="preserve">No se actualiza ni se borra (Resolución 1995 de 1999). Las llaves foráneas usan</w:t>
+        <w:t xml:space="preserve">No se actualiza ni se borra el contenido (Resolución 1995 de 1999): una corrección es una fila nueva. Las llaves foráneas usan</w:t>
       </w:r>
       <w:r>
         <w:t xml:space="preserve"> </w:t>
@@ -3360,26 +3631,20 @@
         <w:t xml:space="preserve"> </w:t>
       </w:r>
       <w:r>
-        <w:t xml:space="preserve">hacia el paciente y la entrada corregida.</w:t>
+        <w:t xml:space="preserve">hacia el paciente, el autor y la entrada corregida.</w:t>
       </w:r>
     </w:p>
     <w:bookmarkEnd w:id="32"/>
-    <w:bookmarkStart w:id="33" w:name="vista-v_agenda"/>
+    <w:bookmarkStart w:id="33" w:name="odontograma"/>
     <w:p>
       <w:pPr>
         <w:pStyle w:val="Heading3"/>
       </w:pPr>
       <w:r>
-        <w:t xml:space="preserve">Vista</w:t>
-      </w:r>
-      <w:r>
-        <w:t xml:space="preserve"> </w:t>
-      </w:r>
-      <w:r>
         <w:rPr>
           <w:rStyle w:val="VerbatimChar"/>
         </w:rPr>
-        <w:t xml:space="preserve">v_agenda</w:t>
+        <w:t xml:space="preserve">odontograma</w:t>
       </w:r>
     </w:p>
     <w:p>
@@ -3387,12 +3652,618 @@
         <w:pStyle w:val="FirstParagraph"/>
       </w:pPr>
       <w:r>
-        <w:t xml:space="preserve">Une citas, especialidad, especialista y sede para consultas de la agenda.</w:t>
+        <w:t xml:space="preserve">Hallazgos clínicos por diente y por cara (migración 006).</w:t>
+      </w:r>
+    </w:p>
+    <w:tbl>
+      <w:tblPr>
+        <w:tblStyle w:val="Table"/>
+        <w:tblW w:type="pct" w:w="5000"/>
+        <w:tblLook w:firstRow="1" w:lastRow="0" w:firstColumn="0" w:lastColumn="0" w:noHBand="0" w:noVBand="0" w:val="0020"/>
+        <w:jc w:val="start"/>
+      </w:tblPr>
+      <w:tblGrid>
+        <w:gridCol w:w="3960"/>
+        <w:gridCol w:w="3960"/>
+      </w:tblGrid>
+      <w:tr>
+        <w:trPr>
+          <w:tblHeader w:val="true"/>
+        </w:trPr>
+        <w:tc>
+          <w:tcPr/>
+          <w:p>
+            <w:pPr>
+              <w:pStyle w:val="Compact"/>
+              <w:jc w:val="left"/>
+            </w:pPr>
+            <w:r>
+              <w:t xml:space="preserve">Columna</w:t>
+            </w:r>
+          </w:p>
+        </w:tc>
+        <w:tc>
+          <w:tcPr/>
+          <w:p>
+            <w:pPr>
+              <w:pStyle w:val="Compact"/>
+              <w:jc w:val="left"/>
+            </w:pPr>
+            <w:r>
+              <w:t xml:space="preserve">Notas</w:t>
+            </w:r>
+          </w:p>
+        </w:tc>
+      </w:tr>
+      <w:tr>
+        <w:tc>
+          <w:tcPr/>
+          <w:p>
+            <w:pPr>
+              <w:pStyle w:val="Compact"/>
+              <w:jc w:val="left"/>
+            </w:pPr>
+            <w:r>
+              <w:rPr>
+                <w:rStyle w:val="VerbatimChar"/>
+              </w:rPr>
+              <w:t xml:space="preserve">paciente_id</w:t>
+            </w:r>
+          </w:p>
+        </w:tc>
+        <w:tc>
+          <w:tcPr/>
+          <w:p>
+            <w:pPr>
+              <w:pStyle w:val="Compact"/>
+              <w:jc w:val="left"/>
+            </w:pPr>
+            <w:r>
+              <w:t xml:space="preserve">FK → pacientes (</w:t>
+            </w:r>
+            <w:r>
+              <w:rPr>
+                <w:rStyle w:val="VerbatimChar"/>
+              </w:rPr>
+              <w:t xml:space="preserve">RESTRICT</w:t>
+            </w:r>
+            <w:r>
+              <w:t xml:space="preserve">)</w:t>
+            </w:r>
+          </w:p>
+        </w:tc>
+      </w:tr>
+      <w:tr>
+        <w:tc>
+          <w:tcPr/>
+          <w:p>
+            <w:pPr>
+              <w:pStyle w:val="Compact"/>
+              <w:jc w:val="left"/>
+            </w:pPr>
+            <w:r>
+              <w:rPr>
+                <w:rStyle w:val="VerbatimChar"/>
+              </w:rPr>
+              <w:t xml:space="preserve">diente</w:t>
+            </w:r>
+          </w:p>
+        </w:tc>
+        <w:tc>
+          <w:tcPr/>
+          <w:p>
+            <w:pPr>
+              <w:pStyle w:val="Compact"/>
+              <w:jc w:val="left"/>
+            </w:pPr>
+            <w:r>
+              <w:t xml:space="preserve">Numeración FDI: 11–48 permanentes y 51–85 temporales</w:t>
+            </w:r>
+          </w:p>
+        </w:tc>
+      </w:tr>
+      <w:tr>
+        <w:tc>
+          <w:tcPr/>
+          <w:p>
+            <w:pPr>
+              <w:pStyle w:val="Compact"/>
+              <w:jc w:val="left"/>
+            </w:pPr>
+            <w:r>
+              <w:rPr>
+                <w:rStyle w:val="VerbatimChar"/>
+              </w:rPr>
+              <w:t xml:space="preserve">cara</w:t>
+            </w:r>
+          </w:p>
+        </w:tc>
+        <w:tc>
+          <w:tcPr/>
+          <w:p>
+            <w:pPr>
+              <w:pStyle w:val="Compact"/>
+              <w:jc w:val="left"/>
+            </w:pPr>
+            <w:r>
+              <w:rPr>
+                <w:rStyle w:val="VerbatimChar"/>
+              </w:rPr>
+              <w:t xml:space="preserve">completo</w:t>
+            </w:r>
+            <w:r>
+              <w:t xml:space="preserve">,</w:t>
+            </w:r>
+            <w:r>
+              <w:t xml:space="preserve"> </w:t>
+            </w:r>
+            <w:r>
+              <w:rPr>
+                <w:rStyle w:val="VerbatimChar"/>
+              </w:rPr>
+              <w:t xml:space="preserve">oclusal</w:t>
+            </w:r>
+            <w:r>
+              <w:t xml:space="preserve">,</w:t>
+            </w:r>
+            <w:r>
+              <w:t xml:space="preserve"> </w:t>
+            </w:r>
+            <w:r>
+              <w:rPr>
+                <w:rStyle w:val="VerbatimChar"/>
+              </w:rPr>
+              <w:t xml:space="preserve">mesial</w:t>
+            </w:r>
+            <w:r>
+              <w:t xml:space="preserve">,</w:t>
+            </w:r>
+            <w:r>
+              <w:t xml:space="preserve"> </w:t>
+            </w:r>
+            <w:r>
+              <w:rPr>
+                <w:rStyle w:val="VerbatimChar"/>
+              </w:rPr>
+              <w:t xml:space="preserve">distal</w:t>
+            </w:r>
+            <w:r>
+              <w:t xml:space="preserve">,</w:t>
+            </w:r>
+            <w:r>
+              <w:t xml:space="preserve"> </w:t>
+            </w:r>
+            <w:r>
+              <w:rPr>
+                <w:rStyle w:val="VerbatimChar"/>
+              </w:rPr>
+              <w:t xml:space="preserve">vestibular</w:t>
+            </w:r>
+            <w:r>
+              <w:t xml:space="preserve"> </w:t>
+            </w:r>
+            <w:r>
+              <w:t xml:space="preserve">o</w:t>
+            </w:r>
+            <w:r>
+              <w:t xml:space="preserve"> </w:t>
+            </w:r>
+            <w:r>
+              <w:rPr>
+                <w:rStyle w:val="VerbatimChar"/>
+              </w:rPr>
+              <w:t xml:space="preserve">lingual</w:t>
+            </w:r>
+          </w:p>
+        </w:tc>
+      </w:tr>
+      <w:tr>
+        <w:tc>
+          <w:tcPr/>
+          <w:p>
+            <w:pPr>
+              <w:pStyle w:val="Compact"/>
+              <w:jc w:val="left"/>
+            </w:pPr>
+            <w:r>
+              <w:rPr>
+                <w:rStyle w:val="VerbatimChar"/>
+              </w:rPr>
+              <w:t xml:space="preserve">hallazgo</w:t>
+            </w:r>
+          </w:p>
+        </w:tc>
+        <w:tc>
+          <w:tcPr/>
+          <w:p>
+            <w:pPr>
+              <w:pStyle w:val="Compact"/>
+              <w:jc w:val="left"/>
+            </w:pPr>
+            <w:r>
+              <w:t xml:space="preserve">Código del catálogo definido en</w:t>
+            </w:r>
+            <w:r>
+              <w:t xml:space="preserve"> </w:t>
+            </w:r>
+            <w:r>
+              <w:rPr>
+                <w:rStyle w:val="VerbatimChar"/>
+              </w:rPr>
+              <w:t xml:space="preserve">odontograma.controller.js</w:t>
+            </w:r>
+            <w:r>
+              <w:t xml:space="preserve"> </w:t>
+            </w:r>
+            <w:r>
+              <w:t xml:space="preserve">(caries, resina, corona, endodoncia…)</w:t>
+            </w:r>
+          </w:p>
+        </w:tc>
+      </w:tr>
+      <w:tr>
+        <w:tc>
+          <w:tcPr/>
+          <w:p>
+            <w:pPr>
+              <w:pStyle w:val="Compact"/>
+              <w:jc w:val="left"/>
+            </w:pPr>
+            <w:r>
+              <w:rPr>
+                <w:rStyle w:val="VerbatimChar"/>
+              </w:rPr>
+              <w:t xml:space="preserve">estado</w:t>
+            </w:r>
+          </w:p>
+        </w:tc>
+        <w:tc>
+          <w:tcPr/>
+          <w:p>
+            <w:pPr>
+              <w:pStyle w:val="Compact"/>
+              <w:jc w:val="left"/>
+            </w:pPr>
+            <w:r>
+              <w:rPr>
+                <w:rStyle w:val="VerbatimChar"/>
+              </w:rPr>
+              <w:t xml:space="preserve">por_hacer</w:t>
+            </w:r>
+            <w:r>
+              <w:t xml:space="preserve"> </w:t>
+            </w:r>
+            <w:r>
+              <w:t xml:space="preserve">o</w:t>
+            </w:r>
+            <w:r>
+              <w:t xml:space="preserve"> </w:t>
+            </w:r>
+            <w:r>
+              <w:rPr>
+                <w:rStyle w:val="VerbatimChar"/>
+              </w:rPr>
+              <w:t xml:space="preserve">realizado</w:t>
+            </w:r>
+          </w:p>
+        </w:tc>
+      </w:tr>
+      <w:tr>
+        <w:tc>
+          <w:tcPr/>
+          <w:p>
+            <w:pPr>
+              <w:pStyle w:val="Compact"/>
+              <w:jc w:val="left"/>
+            </w:pPr>
+            <w:r>
+              <w:rPr>
+                <w:rStyle w:val="VerbatimChar"/>
+              </w:rPr>
+              <w:t xml:space="preserve">realizado_por</w:t>
+            </w:r>
+            <w:r>
+              <w:t xml:space="preserve">,</w:t>
+            </w:r>
+            <w:r>
+              <w:t xml:space="preserve"> </w:t>
+            </w:r>
+            <w:r>
+              <w:rPr>
+                <w:rStyle w:val="VerbatimChar"/>
+              </w:rPr>
+              <w:t xml:space="preserve">realizado_en</w:t>
+            </w:r>
+          </w:p>
+        </w:tc>
+        <w:tc>
+          <w:tcPr/>
+          <w:p>
+            <w:pPr>
+              <w:pStyle w:val="Compact"/>
+              <w:jc w:val="left"/>
+            </w:pPr>
+            <w:r>
+              <w:t xml:space="preserve">Quién y cuándo se marcó como realizado</w:t>
+            </w:r>
+          </w:p>
+        </w:tc>
+      </w:tr>
+      <w:tr>
+        <w:tc>
+          <w:tcPr/>
+          <w:p>
+            <w:pPr>
+              <w:pStyle w:val="Compact"/>
+              <w:jc w:val="left"/>
+            </w:pPr>
+            <w:r>
+              <w:rPr>
+                <w:rStyle w:val="VerbatimChar"/>
+              </w:rPr>
+              <w:t xml:space="preserve">anulacion</w:t>
+            </w:r>
+          </w:p>
+        </w:tc>
+        <w:tc>
+          <w:tcPr/>
+          <w:p>
+            <w:pPr>
+              <w:pStyle w:val="Compact"/>
+              <w:jc w:val="left"/>
+            </w:pPr>
+            <w:r>
+              <w:rPr>
+                <w:rStyle w:val="VerbatimChar"/>
+              </w:rPr>
+              <w:t xml:space="preserve">NULL</w:t>
+            </w:r>
+            <w:r>
+              <w:t xml:space="preserve">,</w:t>
+            </w:r>
+            <w:r>
+              <w:t xml:space="preserve"> </w:t>
+            </w:r>
+            <w:r>
+              <w:rPr>
+                <w:rStyle w:val="VerbatimChar"/>
+              </w:rPr>
+              <w:t xml:space="preserve">pendiente</w:t>
+            </w:r>
+            <w:r>
+              <w:t xml:space="preserve">,</w:t>
+            </w:r>
+            <w:r>
+              <w:t xml:space="preserve"> </w:t>
+            </w:r>
+            <w:r>
+              <w:rPr>
+                <w:rStyle w:val="VerbatimChar"/>
+              </w:rPr>
+              <w:t xml:space="preserve">aprobada</w:t>
+            </w:r>
+            <w:r>
+              <w:t xml:space="preserve"> </w:t>
+            </w:r>
+            <w:r>
+              <w:t xml:space="preserve">o</w:t>
+            </w:r>
+            <w:r>
+              <w:t xml:space="preserve"> </w:t>
+            </w:r>
+            <w:r>
+              <w:rPr>
+                <w:rStyle w:val="VerbatimChar"/>
+              </w:rPr>
+              <w:t xml:space="preserve">rechazada</w:t>
+            </w:r>
+            <w:r>
+              <w:t xml:space="preserve">; los</w:t>
+            </w:r>
+            <w:r>
+              <w:t xml:space="preserve"> </w:t>
+            </w:r>
+            <w:r>
+              <w:rPr>
+                <w:rStyle w:val="VerbatimChar"/>
+              </w:rPr>
+              <w:t xml:space="preserve">aprobada</w:t>
+            </w:r>
+            <w:r>
+              <w:t xml:space="preserve"> </w:t>
+            </w:r>
+            <w:r>
+              <w:t xml:space="preserve">no se dibujan pero se conservan</w:t>
+            </w:r>
+          </w:p>
+        </w:tc>
+      </w:tr>
+      <w:tr>
+        <w:tc>
+          <w:tcPr/>
+          <w:p>
+            <w:pPr>
+              <w:pStyle w:val="Compact"/>
+              <w:jc w:val="left"/>
+            </w:pPr>
+            <w:r>
+              <w:rPr>
+                <w:rStyle w:val="VerbatimChar"/>
+              </w:rPr>
+              <w:t xml:space="preserve">anulacion_motivo</w:t>
+            </w:r>
+            <w:r>
+              <w:t xml:space="preserve">,</w:t>
+            </w:r>
+            <w:r>
+              <w:t xml:space="preserve"> </w:t>
+            </w:r>
+            <w:r>
+              <w:rPr>
+                <w:rStyle w:val="VerbatimChar"/>
+              </w:rPr>
+              <w:t xml:space="preserve">anulacion_pedida_por</w:t>
+            </w:r>
+            <w:r>
+              <w:t xml:space="preserve">,</w:t>
+            </w:r>
+            <w:r>
+              <w:t xml:space="preserve"> </w:t>
+            </w:r>
+            <w:r>
+              <w:rPr>
+                <w:rStyle w:val="VerbatimChar"/>
+              </w:rPr>
+              <w:t xml:space="preserve">anulacion_pedida_en</w:t>
+            </w:r>
+          </w:p>
+        </w:tc>
+        <w:tc>
+          <w:tcPr/>
+          <w:p>
+            <w:pPr>
+              <w:pStyle w:val="Compact"/>
+              <w:jc w:val="left"/>
+            </w:pPr>
+            <w:r>
+              <w:t xml:space="preserve">Quién pidió anular y por qué</w:t>
+            </w:r>
+          </w:p>
+        </w:tc>
+      </w:tr>
+      <w:tr>
+        <w:tc>
+          <w:tcPr/>
+          <w:p>
+            <w:pPr>
+              <w:pStyle w:val="Compact"/>
+              <w:jc w:val="left"/>
+            </w:pPr>
+            <w:r>
+              <w:rPr>
+                <w:rStyle w:val="VerbatimChar"/>
+              </w:rPr>
+              <w:t xml:space="preserve">anulacion_revisada_por</w:t>
+            </w:r>
+            <w:r>
+              <w:t xml:space="preserve">,</w:t>
+            </w:r>
+            <w:r>
+              <w:t xml:space="preserve"> </w:t>
+            </w:r>
+            <w:r>
+              <w:rPr>
+                <w:rStyle w:val="VerbatimChar"/>
+              </w:rPr>
+              <w:t xml:space="preserve">anulacion_revisada_en</w:t>
+            </w:r>
+            <w:r>
+              <w:t xml:space="preserve">,</w:t>
+            </w:r>
+            <w:r>
+              <w:t xml:space="preserve"> </w:t>
+            </w:r>
+            <w:r>
+              <w:rPr>
+                <w:rStyle w:val="VerbatimChar"/>
+              </w:rPr>
+              <w:t xml:space="preserve">anulacion_rechazo</w:t>
+            </w:r>
+          </w:p>
+        </w:tc>
+        <w:tc>
+          <w:tcPr/>
+          <w:p>
+            <w:pPr>
+              <w:pStyle w:val="Compact"/>
+              <w:jc w:val="left"/>
+            </w:pPr>
+            <w:r>
+              <w:t xml:space="preserve">Decisión de la propietaria</w:t>
+            </w:r>
+          </w:p>
+        </w:tc>
+      </w:tr>
+      <w:tr>
+        <w:tc>
+          <w:tcPr/>
+          <w:p>
+            <w:pPr>
+              <w:pStyle w:val="Compact"/>
+              <w:jc w:val="left"/>
+            </w:pPr>
+            <w:r>
+              <w:rPr>
+                <w:rStyle w:val="VerbatimChar"/>
+              </w:rPr>
+              <w:t xml:space="preserve">creado_por</w:t>
+            </w:r>
+            <w:r>
+              <w:t xml:space="preserve">,</w:t>
+            </w:r>
+            <w:r>
+              <w:t xml:space="preserve"> </w:t>
+            </w:r>
+            <w:r>
+              <w:rPr>
+                <w:rStyle w:val="VerbatimChar"/>
+              </w:rPr>
+              <w:t xml:space="preserve">creado_en</w:t>
+            </w:r>
+          </w:p>
+        </w:tc>
+        <w:tc>
+          <w:tcPr/>
+          <w:p>
+            <w:pPr>
+              <w:pStyle w:val="Compact"/>
+              <w:jc w:val="left"/>
+            </w:pPr>
+            <w:r>
+              <w:t xml:space="preserve">Autor y momento</w:t>
+            </w:r>
+          </w:p>
+        </w:tc>
+      </w:tr>
+    </w:tbl>
+    <w:p>
+      <w:pPr>
+        <w:pStyle w:val="BodyText"/>
+      </w:pPr>
+      <w:r>
+        <w:t xml:space="preserve">Nada se borra: un hallazgo registrado por error se anula con aprobación de la propietaria.</w:t>
       </w:r>
     </w:p>
     <w:bookmarkEnd w:id="33"/>
+    <w:bookmarkStart w:id="34" w:name="vista-v_agenda"/>
+    <w:p>
+      <w:pPr>
+        <w:pStyle w:val="Heading3"/>
+      </w:pPr>
+      <w:r>
+        <w:t xml:space="preserve">Vista</w:t>
+      </w:r>
+      <w:r>
+        <w:t xml:space="preserve"> </w:t>
+      </w:r>
+      <w:r>
+        <w:rPr>
+          <w:rStyle w:val="VerbatimChar"/>
+        </w:rPr>
+        <w:t xml:space="preserve">v_agenda</w:t>
+      </w:r>
+    </w:p>
+    <w:p>
+      <w:pPr>
+        <w:pStyle w:val="FirstParagraph"/>
+      </w:pPr>
+      <w:r>
+        <w:t xml:space="preserve">Une citas, especialidad, especialista y sede para consultas de la agenda.</w:t>
+      </w:r>
+    </w:p>
     <w:bookmarkEnd w:id="34"/>
-    <w:bookmarkStart w:id="35" w:name="decisiones-de-diseño"/>
+    <w:bookmarkEnd w:id="35"/>
+    <w:bookmarkStart w:id="36" w:name="decisiones-de-diseño"/>
     <w:p>
       <w:pPr>
         <w:pStyle w:val="Heading2"/>
@@ -3501,13 +4372,13 @@
           <w:bCs/>
           <w:b/>
         </w:rPr>
-        <w:t xml:space="preserve">Desactivar en vez de borrar</w:t>
-      </w:r>
-      <w:r>
-        <w:t xml:space="preserve"> </w:t>
-      </w:r>
-      <w:r>
-        <w:t xml:space="preserve">franjas, especialistas y especialidades: conserva la integridad de las citas antiguas.</w:t>
+        <w:t xml:space="preserve">Aprobación en dos pasos</w:t>
+      </w:r>
+      <w:r>
+        <w:t xml:space="preserve"> </w:t>
+      </w:r>
+      <w:r>
+        <w:t xml:space="preserve">para lo clínico: el administrador pide la corrección o la anulación y la propietaria decide; el estado y el revisor quedan en la propia fila.</w:t>
       </w:r>
     </w:p>
     <w:p>
@@ -3523,6 +4394,28 @@
           <w:bCs/>
           <w:b/>
         </w:rPr>
+        <w:t xml:space="preserve">Desactivar en vez de borrar</w:t>
+      </w:r>
+      <w:r>
+        <w:t xml:space="preserve"> </w:t>
+      </w:r>
+      <w:r>
+        <w:t xml:space="preserve">franjas, especialistas y especialidades: conserva la integridad de las citas antiguas.</w:t>
+      </w:r>
+    </w:p>
+    <w:p>
+      <w:pPr>
+        <w:numPr>
+          <w:ilvl w:val="0"/>
+          <w:numId w:val="1001"/>
+        </w:numPr>
+        <w:pStyle w:val="Compact"/>
+      </w:pPr>
+      <w:r>
+        <w:rPr>
+          <w:bCs/>
+          <w:b/>
+        </w:rPr>
         <w:t xml:space="preserve">Normalización:</w:t>
       </w:r>
       <w:r>
@@ -3550,8 +4443,8 @@
         <w:t xml:space="preserve">de lo que la persona escribió al agendar.</w:t>
       </w:r>
     </w:p>
-    <w:bookmarkEnd w:id="35"/>
     <w:bookmarkEnd w:id="36"/>
+    <w:bookmarkEnd w:id="37"/>
     <w:sectPr/>
   </w:body>
 </w:document>
